--- a/por/docx/006.content.docx
+++ b/por/docx/006.content.docx
@@ -19,7 +19,7 @@
         <w:rPr>
           <w:lang w:val="pt_PT" w:bidi="pt_PT"/>
         </w:rPr>
-        <w:t>Resource: Termos Chave (SRV)</w:t>
+        <w:t>Resource: Familiarization, Internalization, Articulation (Fia) Terms</w:t>
       </w:r>
       <w:r>
         <w:rPr>
@@ -39,37 +39,80 @@
           <w:b/>
           <w:lang w:val="pt_PT" w:bidi="pt_PT"/>
         </w:rPr>
-        <w:t>Familiarization, Internalization, Articulation (FIA) Key Terms</w:t>
-      </w:r>
-      <w:r>
-        <w:rPr>
-          <w:lang w:val="pt_PT" w:bidi="pt_PT"/>
-        </w:rPr>
-        <w:t xml:space="preserve"> © 2023 SRV Partners Released under CC BY-SA 4.0 license. </w:t>
-      </w:r>
-      <w:r>
-        <w:rPr>
-          <w:lang w:val="pt_PT" w:bidi="pt_PT"/>
-        </w:rPr>
-        <w:t>Familiarization, Internalization, Articulation (FIA) Key Terms</w:t>
-      </w:r>
-      <w:r>
-        <w:rPr>
-          <w:lang w:val="pt_PT" w:bidi="pt_PT"/>
-        </w:rPr>
-        <w:t xml:space="preserve"> has been adapted in the following languages Tok Pisin, عربي, Français, हिंदी, Bahasa Indonesia, Português, Русский, Español, Kiswahili, 简体中文 from </w:t>
-      </w:r>
-      <w:r>
-        <w:rPr>
-          <w:lang w:val="pt_PT" w:bidi="pt_PT"/>
-        </w:rPr>
-        <w:t>Familiarization, Internalization, Articulation (FIA)</w:t>
-      </w:r>
-      <w:r>
-        <w:rPr>
-          <w:lang w:val="pt_PT" w:bidi="pt_PT"/>
-        </w:rPr>
-        <w:t xml:space="preserve"> © 2023 SRV Partners. Released under CC BY-SA 4.0 license by Mission Mutual</w:t>
+        <w:t>Familiarization, Internalization, Articulation (Fia) Terms</w:t>
+      </w:r>
+      <w:r>
+        <w:rPr>
+          <w:lang w:val="pt_PT" w:bidi="pt_PT"/>
+        </w:rPr>
+        <w:t xml:space="preserve"> (Portuguese) is based on: </w:t>
+      </w:r>
+      <w:r>
+        <w:rPr>
+          <w:lang w:val="pt_PT" w:bidi="pt_PT"/>
+        </w:rPr>
+        <w:t>Familiarization, Internalization, Articulation (Fia) Terms</w:t>
+      </w:r>
+      <w:r>
+        <w:rPr>
+          <w:lang w:val="pt_PT" w:bidi="pt_PT"/>
+        </w:rPr>
+        <w:t xml:space="preserve">, </w:t>
+      </w:r>
+      <w:hyperlink r:id="rId13">
+        <w:r>
+          <w:rPr>
+            <w:lang w:val="pt_PT" w:bidi="pt_PT"/>
+          </w:rPr>
+          <w:rPr>
+            <w:color w:val="0000EE"/>
+            <w:u w:val="single"/>
+          </w:rPr>
+          <w:t>SRV Partners</w:t>
+        </w:r>
+      </w:hyperlink>
+      <w:r>
+        <w:rPr>
+          <w:lang w:val="pt_PT" w:bidi="pt_PT"/>
+        </w:rPr>
+        <w:t xml:space="preserve">, 2023, which is licensed under a </w:t>
+      </w:r>
+      <w:hyperlink r:id="rId14">
+        <w:r>
+          <w:rPr>
+            <w:lang w:val="pt_PT" w:bidi="pt_PT"/>
+          </w:rPr>
+          <w:rPr>
+            <w:color w:val="0000EE"/>
+            <w:u w:val="single"/>
+          </w:rPr>
+          <w:t>CC BY-SA 4.0 license</w:t>
+        </w:r>
+      </w:hyperlink>
+      <w:r>
+        <w:rPr>
+          <w:lang w:val="pt_PT" w:bidi="pt_PT"/>
+        </w:rPr>
+        <w:t>.</w:t>
+      </w:r>
+      <w:r>
+        <w:rPr>
+          <w:lang w:val="pt_PT" w:bidi="pt_PT"/>
+        </w:rPr>
+      </w:r>
+    </w:p>
+    <w:p>
+      <w:pPr/>
+      <w:r>
+        <w:rPr>
+          <w:lang w:val="pt_PT" w:bidi="pt_PT"/>
+        </w:rPr>
+      </w:r>
+      <w:r>
+        <w:rPr>
+          <w:lang w:val="pt_PT" w:bidi="pt_PT"/>
+        </w:rPr>
+        <w:t>This PDF version is provided under the same license.</w:t>
       </w:r>
       <w:r>
         <w:rPr>
@@ -90,7 +133,7 @@
         <w:rPr>
           <w:lang w:val="pt_PT" w:bidi="pt_PT"/>
         </w:rPr>
-        <w:t>Termos Chave (SRV)</w:t>
+        <w:t>Familiarization, Internalization, Articulation (Fia) Terms</w:t>
       </w:r>
     </w:p>
     <w:p>
@@ -237,24 +280,36 @@
         </w:rPr>
         <w:t xml:space="preserve">. O pai era geralmente o chefe da família. A família incluía sua esposa, filhos, filhas solteiras, e qualquer filho casado e suas esposas e filhos. Podia haver outros parentes vivendo com eles também. Se a família tinha </w:t>
       </w:r>
-      <w:r>
-        <w:rPr>
-          <w:lang w:val="pt_PT" w:bidi="pt_PT"/>
-        </w:rPr>
-        <w:t>servos</w:t>
-      </w:r>
+      <w:hyperlink r:id="rId15">
+        <w:r>
+          <w:rPr>
+            <w:lang w:val="pt_PT" w:bidi="pt_PT"/>
+          </w:rPr>
+          <w:rPr>
+            <w:color w:val="0000EE"/>
+            <w:u w:val="single"/>
+          </w:rPr>
+          <w:t>servos</w:t>
+        </w:r>
+      </w:hyperlink>
       <w:r>
         <w:rPr>
           <w:lang w:val="pt_PT" w:bidi="pt_PT"/>
         </w:rPr>
         <w:t xml:space="preserve"> ou </w:t>
       </w:r>
-      <w:r>
-        <w:rPr>
-          <w:lang w:val="pt_PT" w:bidi="pt_PT"/>
-        </w:rPr>
-        <w:t>escravos</w:t>
-      </w:r>
+      <w:hyperlink r:id="rId16">
+        <w:r>
+          <w:rPr>
+            <w:lang w:val="pt_PT" w:bidi="pt_PT"/>
+          </w:rPr>
+          <w:rPr>
+            <w:color w:val="0000EE"/>
+            <w:u w:val="single"/>
+          </w:rPr>
+          <w:t>escravos</w:t>
+        </w:r>
+      </w:hyperlink>
       <w:r>
         <w:rPr>
           <w:lang w:val="pt_PT" w:bidi="pt_PT"/>
@@ -289,12 +344,18 @@
         </w:rPr>
         <w:t xml:space="preserve">As pessoas também podiam usar a palavra família, ou casa, para significar um grande grupo de pessoas que não viviam na mesma casa, mas que tinham algo em comum. Por exemplo, os </w:t>
       </w:r>
-      <w:r>
-        <w:rPr>
-          <w:lang w:val="pt_PT" w:bidi="pt_PT"/>
-        </w:rPr>
-        <w:t>israelitas</w:t>
-      </w:r>
+      <w:hyperlink r:id="rId17">
+        <w:r>
+          <w:rPr>
+            <w:lang w:val="pt_PT" w:bidi="pt_PT"/>
+          </w:rPr>
+          <w:rPr>
+            <w:color w:val="0000EE"/>
+            <w:u w:val="single"/>
+          </w:rPr>
+          <w:t>israelitas</w:t>
+        </w:r>
+      </w:hyperlink>
       <w:r>
         <w:rPr>
           <w:lang w:val="pt_PT" w:bidi="pt_PT"/>
@@ -328,6 +389,245 @@
         <w:rPr>
           <w:lang w:val="pt_PT" w:bidi="pt_PT"/>
         </w:rPr>
+        <w:t>família</w:t>
+      </w:r>
+      <w:r>
+        <w:rPr>
+          <w:lang w:val="pt_PT" w:bidi="pt_PT"/>
+        </w:rPr>
+      </w:r>
+    </w:p>
+    <w:p>
+      <w:pPr>
+        <w:pStyle w:val="Heading4"/>
+      </w:pPr>
+      <w:r>
+        <w:rPr>
+          <w:lang w:val="pt_PT" w:bidi="pt_PT"/>
+        </w:rPr>
+        <w:t>Audio Content</w:t>
+      </w:r>
+      <w:r>
+        <w:rPr>
+          <w:lang w:val="pt_PT" w:bidi="pt_PT"/>
+        </w:rPr>
+      </w:r>
+    </w:p>
+    <w:p>
+      <w:pPr/>
+      <w:r>
+        <w:rPr>
+          <w:lang w:val="pt_PT" w:bidi="pt_PT"/>
+        </w:rPr>
+      </w:r>
+      <w:hyperlink r:id="rId18">
+        <w:r>
+          <w:rPr>
+            <w:lang w:val="pt_PT" w:bidi="pt_PT"/>
+          </w:rPr>
+          <w:rPr>
+            <w:color w:val="0000EE"/>
+            <w:u w:val="single"/>
+          </w:rPr>
+          <w:t>mp3 file</w:t>
+        </w:r>
+      </w:hyperlink>
+      <w:r>
+        <w:rPr>
+          <w:lang w:val="pt_PT" w:bidi="pt_PT"/>
+        </w:rPr>
+        <w:t xml:space="preserve"> (None KB)</w:t>
+      </w:r>
+      <w:r>
+        <w:rPr>
+          <w:lang w:val="pt_PT" w:bidi="pt_PT"/>
+        </w:rPr>
+      </w:r>
+      <w:r>
+        <w:rPr>
+          <w:lang w:val="pt_PT" w:bidi="pt_PT"/>
+        </w:rPr>
+      </w:r>
+    </w:p>
+    <w:p>
+      <w:pPr/>
+      <w:r>
+        <w:rPr>
+          <w:lang w:val="pt_PT" w:bidi="pt_PT"/>
+        </w:rPr>
+      </w:r>
+    </w:p>
+    <w:p>
+      <w:pPr>
+        <w:pStyle w:val="Heading2"/>
+      </w:pPr>
+      <w:r>
+        <w:rPr>
+          <w:lang w:val="pt_PT" w:bidi="pt_PT"/>
+        </w:rPr>
+        <w:t>faraó</w:t>
+      </w:r>
+      <w:r>
+        <w:rPr>
+          <w:lang w:val="pt_PT" w:bidi="pt_PT"/>
+        </w:rPr>
+      </w:r>
+    </w:p>
+    <w:p>
+      <w:pPr/>
+      <w:r>
+        <w:rPr>
+          <w:lang w:val="pt_PT" w:bidi="pt_PT"/>
+        </w:rPr>
+      </w:r>
+      <w:r>
+        <w:rPr>
+          <w:b/>
+          <w:lang w:val="pt_PT" w:bidi="pt_PT"/>
+        </w:rPr>
+        <w:t>Faraó</w:t>
+      </w:r>
+      <w:r>
+        <w:rPr>
+          <w:lang w:val="pt_PT" w:bidi="pt_PT"/>
+        </w:rPr>
+        <w:t xml:space="preserve"> era um título para o </w:t>
+      </w:r>
+      <w:hyperlink r:id="rId19">
+        <w:r>
+          <w:rPr>
+            <w:lang w:val="pt_PT" w:bidi="pt_PT"/>
+          </w:rPr>
+          <w:rPr>
+            <w:color w:val="0000EE"/>
+            <w:u w:val="single"/>
+          </w:rPr>
+          <w:t>rei</w:t>
+        </w:r>
+      </w:hyperlink>
+      <w:r>
+        <w:rPr>
+          <w:lang w:val="pt_PT" w:bidi="pt_PT"/>
+        </w:rPr>
+        <w:t xml:space="preserve"> no país do Egito. A palavra Faraó significa “grande casa”. Essa palavra primeiro se referia apenas ao edifício onde o rei vivia, mas mais tarde as pessoas começaram a usar essa palavra para os próprios reis. A maioria dos faraós era do sexo masculino, mas houveram também algumas faraós do sexo feminino.</w:t>
+      </w:r>
+    </w:p>
+    <w:p>
+      <w:pPr/>
+      <w:r>
+        <w:rPr>
+          <w:lang w:val="pt_PT" w:bidi="pt_PT"/>
+        </w:rPr>
+      </w:r>
+      <w:r>
+        <w:rPr>
+          <w:lang w:val="pt_PT" w:bidi="pt_PT"/>
+        </w:rPr>
+        <w:t>As pessoas no Egito pensavam que o Faraó era um filho de um de seus deuses. O Faraó tinha uma função religiosa importante. Ele estava entre as pessoas e seus deuses, e garantia que as pessoas fizessem os rituais religiosos corretamente. Ele pedia aos deuses para dar prosperidade às pessoas.</w:t>
+      </w:r>
+      <w:r>
+        <w:rPr>
+          <w:lang w:val="pt_PT" w:bidi="pt_PT"/>
+        </w:rPr>
+      </w:r>
+      <w:r>
+        <w:rPr>
+          <w:lang w:val="pt_PT" w:bidi="pt_PT"/>
+        </w:rPr>
+      </w:r>
+    </w:p>
+    <w:p>
+      <w:pPr/>
+      <w:r>
+        <w:rPr>
+          <w:lang w:val="pt_PT" w:bidi="pt_PT"/>
+        </w:rPr>
+      </w:r>
+    </w:p>
+    <w:p>
+      <w:pPr>
+        <w:pStyle w:val="Heading2"/>
+      </w:pPr>
+      <w:r>
+        <w:rPr>
+          <w:lang w:val="pt_PT" w:bidi="pt_PT"/>
+        </w:rPr>
+        <w:t>faraó</w:t>
+      </w:r>
+      <w:r>
+        <w:rPr>
+          <w:lang w:val="pt_PT" w:bidi="pt_PT"/>
+        </w:rPr>
+      </w:r>
+    </w:p>
+    <w:p>
+      <w:pPr>
+        <w:pStyle w:val="Heading4"/>
+      </w:pPr>
+      <w:r>
+        <w:rPr>
+          <w:lang w:val="pt_PT" w:bidi="pt_PT"/>
+        </w:rPr>
+        <w:t>Audio Content</w:t>
+      </w:r>
+      <w:r>
+        <w:rPr>
+          <w:lang w:val="pt_PT" w:bidi="pt_PT"/>
+        </w:rPr>
+      </w:r>
+    </w:p>
+    <w:p>
+      <w:pPr/>
+      <w:r>
+        <w:rPr>
+          <w:lang w:val="pt_PT" w:bidi="pt_PT"/>
+        </w:rPr>
+      </w:r>
+      <w:hyperlink r:id="rId18">
+        <w:r>
+          <w:rPr>
+            <w:lang w:val="pt_PT" w:bidi="pt_PT"/>
+          </w:rPr>
+          <w:rPr>
+            <w:color w:val="0000EE"/>
+            <w:u w:val="single"/>
+          </w:rPr>
+          <w:t>mp3 file</w:t>
+        </w:r>
+      </w:hyperlink>
+      <w:r>
+        <w:rPr>
+          <w:lang w:val="pt_PT" w:bidi="pt_PT"/>
+        </w:rPr>
+        <w:t xml:space="preserve"> (None KB)</w:t>
+      </w:r>
+      <w:r>
+        <w:rPr>
+          <w:lang w:val="pt_PT" w:bidi="pt_PT"/>
+        </w:rPr>
+      </w:r>
+      <w:r>
+        <w:rPr>
+          <w:lang w:val="pt_PT" w:bidi="pt_PT"/>
+        </w:rPr>
+      </w:r>
+    </w:p>
+    <w:p>
+      <w:pPr/>
+      <w:r>
+        <w:rPr>
+          <w:lang w:val="pt_PT" w:bidi="pt_PT"/>
+        </w:rPr>
+      </w:r>
+    </w:p>
+    <w:p>
+      <w:pPr>
+        <w:pStyle w:val="Heading2"/>
+      </w:pPr>
+      <w:r>
+        <w:rPr>
+          <w:lang w:val="pt_PT" w:bidi="pt_PT"/>
+        </w:rPr>
         <w:t>Fariseu</w:t>
       </w:r>
       <w:r>
@@ -362,24 +662,36 @@
         </w:rPr>
         <w:t xml:space="preserve"> eram um grupo de mestres religiosos da época de Jesus que estavam muito preocupados em obedecer à lei de Deus completamente. Por centenas de anos, as pessoas pertencentes a esse grupo haviam discutido as </w:t>
       </w:r>
-      <w:r>
-        <w:rPr>
-          <w:lang w:val="pt_PT" w:bidi="pt_PT"/>
-        </w:rPr>
-        <w:t>leis</w:t>
-      </w:r>
+      <w:hyperlink r:id="rId20">
+        <w:r>
+          <w:rPr>
+            <w:lang w:val="pt_PT" w:bidi="pt_PT"/>
+          </w:rPr>
+          <w:rPr>
+            <w:color w:val="0000EE"/>
+            <w:u w:val="single"/>
+          </w:rPr>
+          <w:t>leis</w:t>
+        </w:r>
+      </w:hyperlink>
       <w:r>
         <w:rPr>
           <w:lang w:val="pt_PT" w:bidi="pt_PT"/>
         </w:rPr>
         <w:t xml:space="preserve"> de Deus que Deus havia dado aos </w:t>
       </w:r>
-      <w:r>
-        <w:rPr>
-          <w:lang w:val="pt_PT" w:bidi="pt_PT"/>
-        </w:rPr>
-        <w:t>israelitas</w:t>
-      </w:r>
+      <w:hyperlink r:id="rId17">
+        <w:r>
+          <w:rPr>
+            <w:lang w:val="pt_PT" w:bidi="pt_PT"/>
+          </w:rPr>
+          <w:rPr>
+            <w:color w:val="0000EE"/>
+            <w:u w:val="single"/>
+          </w:rPr>
+          <w:t>israelitas</w:t>
+        </w:r>
+      </w:hyperlink>
       <w:r>
         <w:rPr>
           <w:lang w:val="pt_PT" w:bidi="pt_PT"/>
@@ -400,60 +712,90 @@
         </w:rPr>
         <w:t xml:space="preserve">Na época de Jesus, os fariseus eram o grupo mais influente de mestres religiosos em </w:t>
       </w:r>
-      <w:r>
-        <w:rPr>
-          <w:lang w:val="pt_PT" w:bidi="pt_PT"/>
-        </w:rPr>
-        <w:t>Israel</w:t>
-      </w:r>
+      <w:hyperlink r:id="rId21">
+        <w:r>
+          <w:rPr>
+            <w:lang w:val="pt_PT" w:bidi="pt_PT"/>
+          </w:rPr>
+          <w:rPr>
+            <w:color w:val="0000EE"/>
+            <w:u w:val="single"/>
+          </w:rPr>
+          <w:t>Israel</w:t>
+        </w:r>
+      </w:hyperlink>
       <w:r>
         <w:rPr>
           <w:lang w:val="pt_PT" w:bidi="pt_PT"/>
         </w:rPr>
         <w:t xml:space="preserve">. Muitos dos mestres religiosos em </w:t>
       </w:r>
-      <w:r>
-        <w:rPr>
-          <w:lang w:val="pt_PT" w:bidi="pt_PT"/>
-        </w:rPr>
-        <w:t>Jerusalém</w:t>
-      </w:r>
+      <w:hyperlink r:id="rId22">
+        <w:r>
+          <w:rPr>
+            <w:lang w:val="pt_PT" w:bidi="pt_PT"/>
+          </w:rPr>
+          <w:rPr>
+            <w:color w:val="0000EE"/>
+            <w:u w:val="single"/>
+          </w:rPr>
+          <w:t>Jerusalém</w:t>
+        </w:r>
+      </w:hyperlink>
       <w:r>
         <w:rPr>
           <w:lang w:val="pt_PT" w:bidi="pt_PT"/>
         </w:rPr>
         <w:t xml:space="preserve"> pertenciam ao grupo dos fariseus. Outro grupo importante de mestres religiosos é chamado de </w:t>
       </w:r>
-      <w:r>
-        <w:rPr>
-          <w:lang w:val="pt_PT" w:bidi="pt_PT"/>
-        </w:rPr>
-        <w:t>saduceus</w:t>
-      </w:r>
+      <w:hyperlink r:id="rId23">
+        <w:r>
+          <w:rPr>
+            <w:lang w:val="pt_PT" w:bidi="pt_PT"/>
+          </w:rPr>
+          <w:rPr>
+            <w:color w:val="0000EE"/>
+            <w:u w:val="single"/>
+          </w:rPr>
+          <w:t>saduceus</w:t>
+        </w:r>
+      </w:hyperlink>
       <w:r>
         <w:rPr>
           <w:lang w:val="pt_PT" w:bidi="pt_PT"/>
         </w:rPr>
         <w:t xml:space="preserve">. Fariseus e saduceus também eram parte do </w:t>
       </w:r>
-      <w:r>
-        <w:rPr>
-          <w:lang w:val="pt_PT" w:bidi="pt_PT"/>
-        </w:rPr>
-        <w:t>Sinédrio</w:t>
-      </w:r>
+      <w:hyperlink r:id="rId24">
+        <w:r>
+          <w:rPr>
+            <w:lang w:val="pt_PT" w:bidi="pt_PT"/>
+          </w:rPr>
+          <w:rPr>
+            <w:color w:val="0000EE"/>
+            <w:u w:val="single"/>
+          </w:rPr>
+          <w:t>Sinédrio</w:t>
+        </w:r>
+      </w:hyperlink>
       <w:r>
         <w:rPr>
           <w:lang w:val="pt_PT" w:bidi="pt_PT"/>
         </w:rPr>
         <w:t xml:space="preserve">, o tribunal religioso </w:t>
       </w:r>
-      <w:r>
-        <w:rPr>
-          <w:lang w:val="pt_PT" w:bidi="pt_PT"/>
-        </w:rPr>
-        <w:t>judeu</w:t>
-      </w:r>
+      <w:hyperlink r:id="rId25">
+        <w:r>
+          <w:rPr>
+            <w:lang w:val="pt_PT" w:bidi="pt_PT"/>
+          </w:rPr>
+          <w:rPr>
+            <w:color w:val="0000EE"/>
+            <w:u w:val="single"/>
+          </w:rPr>
+          <w:t>judeu</w:t>
+        </w:r>
+      </w:hyperlink>
       <w:r>
         <w:rPr>
           <w:lang w:val="pt_PT" w:bidi="pt_PT"/>
@@ -487,6 +829,82 @@
         <w:rPr>
           <w:lang w:val="pt_PT" w:bidi="pt_PT"/>
         </w:rPr>
+        <w:t>Fariseu</w:t>
+      </w:r>
+      <w:r>
+        <w:rPr>
+          <w:lang w:val="pt_PT" w:bidi="pt_PT"/>
+        </w:rPr>
+      </w:r>
+    </w:p>
+    <w:p>
+      <w:pPr>
+        <w:pStyle w:val="Heading4"/>
+      </w:pPr>
+      <w:r>
+        <w:rPr>
+          <w:lang w:val="pt_PT" w:bidi="pt_PT"/>
+        </w:rPr>
+        <w:t>Audio Content</w:t>
+      </w:r>
+      <w:r>
+        <w:rPr>
+          <w:lang w:val="pt_PT" w:bidi="pt_PT"/>
+        </w:rPr>
+      </w:r>
+    </w:p>
+    <w:p>
+      <w:pPr/>
+      <w:r>
+        <w:rPr>
+          <w:lang w:val="pt_PT" w:bidi="pt_PT"/>
+        </w:rPr>
+      </w:r>
+      <w:hyperlink r:id="rId18">
+        <w:r>
+          <w:rPr>
+            <w:lang w:val="pt_PT" w:bidi="pt_PT"/>
+          </w:rPr>
+          <w:rPr>
+            <w:color w:val="0000EE"/>
+            <w:u w:val="single"/>
+          </w:rPr>
+          <w:t>mp3 file</w:t>
+        </w:r>
+      </w:hyperlink>
+      <w:r>
+        <w:rPr>
+          <w:lang w:val="pt_PT" w:bidi="pt_PT"/>
+        </w:rPr>
+        <w:t xml:space="preserve"> (None KB)</w:t>
+      </w:r>
+      <w:r>
+        <w:rPr>
+          <w:lang w:val="pt_PT" w:bidi="pt_PT"/>
+        </w:rPr>
+      </w:r>
+      <w:r>
+        <w:rPr>
+          <w:lang w:val="pt_PT" w:bidi="pt_PT"/>
+        </w:rPr>
+      </w:r>
+    </w:p>
+    <w:p>
+      <w:pPr/>
+      <w:r>
+        <w:rPr>
+          <w:lang w:val="pt_PT" w:bidi="pt_PT"/>
+        </w:rPr>
+      </w:r>
+    </w:p>
+    <w:p>
+      <w:pPr>
+        <w:pStyle w:val="Heading2"/>
+      </w:pPr>
+      <w:r>
+        <w:rPr>
+          <w:lang w:val="pt_PT" w:bidi="pt_PT"/>
+        </w:rPr>
         <w:t>fé</w:t>
       </w:r>
       <w:r>
@@ -502,12 +920,18 @@
           <w:lang w:val="pt_PT" w:bidi="pt_PT"/>
         </w:rPr>
       </w:r>
-      <w:r>
-        <w:rPr>
-          <w:lang w:val="pt_PT" w:bidi="pt_PT"/>
-        </w:rPr>
-        <w:t>Acreditar</w:t>
-      </w:r>
+      <w:hyperlink r:id="rId26">
+        <w:r>
+          <w:rPr>
+            <w:lang w:val="pt_PT" w:bidi="pt_PT"/>
+          </w:rPr>
+          <w:rPr>
+            <w:color w:val="0000EE"/>
+            <w:u w:val="single"/>
+          </w:rPr>
+          <w:t>Acreditar</w:t>
+        </w:r>
+      </w:hyperlink>
       <w:r>
         <w:rPr>
           <w:lang w:val="pt_PT" w:bidi="pt_PT"/>
@@ -549,24 +973,36 @@
           <w:lang w:val="pt_PT" w:bidi="pt_PT"/>
         </w:rPr>
       </w:r>
-      <w:r>
-        <w:rPr>
-          <w:lang w:val="pt_PT" w:bidi="pt_PT"/>
-        </w:rPr>
-        <w:t>Abraão</w:t>
-      </w:r>
+      <w:hyperlink r:id="rId27">
+        <w:r>
+          <w:rPr>
+            <w:lang w:val="pt_PT" w:bidi="pt_PT"/>
+          </w:rPr>
+          <w:rPr>
+            <w:color w:val="0000EE"/>
+            <w:u w:val="single"/>
+          </w:rPr>
+          <w:t>Abraão</w:t>
+        </w:r>
+      </w:hyperlink>
       <w:r>
         <w:rPr>
           <w:lang w:val="pt_PT" w:bidi="pt_PT"/>
         </w:rPr>
         <w:t xml:space="preserve"> acreditava que Deus falou a verdade quando ele prometeu que Abraão teria muitos </w:t>
       </w:r>
-      <w:r>
-        <w:rPr>
-          <w:lang w:val="pt_PT" w:bidi="pt_PT"/>
-        </w:rPr>
-        <w:t>descendentes</w:t>
-      </w:r>
+      <w:hyperlink r:id="rId28">
+        <w:r>
+          <w:rPr>
+            <w:lang w:val="pt_PT" w:bidi="pt_PT"/>
+          </w:rPr>
+          <w:rPr>
+            <w:color w:val="0000EE"/>
+            <w:u w:val="single"/>
+          </w:rPr>
+          <w:t>descendentes</w:t>
+        </w:r>
+      </w:hyperlink>
       <w:r>
         <w:rPr>
           <w:lang w:val="pt_PT" w:bidi="pt_PT"/>
@@ -601,36 +1037,54 @@
         </w:rPr>
         <w:t xml:space="preserve">Quando você acredita em Jesus, você acredita que Jesus é de fato o </w:t>
       </w:r>
-      <w:r>
-        <w:rPr>
-          <w:lang w:val="pt_PT" w:bidi="pt_PT"/>
-        </w:rPr>
-        <w:t>filho de Deus</w:t>
-      </w:r>
+      <w:hyperlink r:id="rId29">
+        <w:r>
+          <w:rPr>
+            <w:lang w:val="pt_PT" w:bidi="pt_PT"/>
+          </w:rPr>
+          <w:rPr>
+            <w:color w:val="0000EE"/>
+            <w:u w:val="single"/>
+          </w:rPr>
+          <w:t>filho de Deus</w:t>
+        </w:r>
+      </w:hyperlink>
       <w:r>
         <w:rPr>
           <w:lang w:val="pt_PT" w:bidi="pt_PT"/>
         </w:rPr>
         <w:t xml:space="preserve">. Você confia que Jesus de fato morreu por seus </w:t>
       </w:r>
-      <w:r>
-        <w:rPr>
-          <w:lang w:val="pt_PT" w:bidi="pt_PT"/>
-        </w:rPr>
-        <w:t>pecados</w:t>
-      </w:r>
+      <w:hyperlink r:id="rId30">
+        <w:r>
+          <w:rPr>
+            <w:lang w:val="pt_PT" w:bidi="pt_PT"/>
+          </w:rPr>
+          <w:rPr>
+            <w:color w:val="0000EE"/>
+            <w:u w:val="single"/>
+          </w:rPr>
+          <w:t>pecados</w:t>
+        </w:r>
+      </w:hyperlink>
       <w:r>
         <w:rPr>
           <w:lang w:val="pt_PT" w:bidi="pt_PT"/>
         </w:rPr>
         <w:t xml:space="preserve">, e que Deus o </w:t>
       </w:r>
-      <w:r>
-        <w:rPr>
-          <w:lang w:val="pt_PT" w:bidi="pt_PT"/>
-        </w:rPr>
-        <w:t>perdoou</w:t>
-      </w:r>
+      <w:hyperlink r:id="rId31">
+        <w:r>
+          <w:rPr>
+            <w:lang w:val="pt_PT" w:bidi="pt_PT"/>
+          </w:rPr>
+          <w:rPr>
+            <w:color w:val="0000EE"/>
+            <w:u w:val="single"/>
+          </w:rPr>
+          <w:t>perdoou</w:t>
+        </w:r>
+      </w:hyperlink>
       <w:r>
         <w:rPr>
           <w:lang w:val="pt_PT" w:bidi="pt_PT"/>
@@ -720,14 +1174,6 @@
         </w:rPr>
         <w:t xml:space="preserve"> que algo seja verdadeiro, mas essa pessoa não tem certeza. Esse não é o significado certo. Portanto, às vezes pode ser melhor usar uma palavra que significa “confiança”.</w:t>
       </w:r>
-    </w:p>
-    <w:p>
-      <w:pPr/>
-      <w:r>
-        <w:rPr>
-          <w:lang w:val="pt_PT" w:bidi="pt_PT"/>
-        </w:rPr>
-      </w:r>
       <w:r>
         <w:rPr>
           <w:lang w:val="pt_PT" w:bidi="pt_PT"/>
@@ -803,6 +1249,82 @@
         <w:rPr>
           <w:lang w:val="pt_PT" w:bidi="pt_PT"/>
         </w:rPr>
+        <w:t>fé</w:t>
+      </w:r>
+      <w:r>
+        <w:rPr>
+          <w:lang w:val="pt_PT" w:bidi="pt_PT"/>
+        </w:rPr>
+      </w:r>
+    </w:p>
+    <w:p>
+      <w:pPr>
+        <w:pStyle w:val="Heading4"/>
+      </w:pPr>
+      <w:r>
+        <w:rPr>
+          <w:lang w:val="pt_PT" w:bidi="pt_PT"/>
+        </w:rPr>
+        <w:t>Audio Content</w:t>
+      </w:r>
+      <w:r>
+        <w:rPr>
+          <w:lang w:val="pt_PT" w:bidi="pt_PT"/>
+        </w:rPr>
+      </w:r>
+    </w:p>
+    <w:p>
+      <w:pPr/>
+      <w:r>
+        <w:rPr>
+          <w:lang w:val="pt_PT" w:bidi="pt_PT"/>
+        </w:rPr>
+      </w:r>
+      <w:hyperlink r:id="rId18">
+        <w:r>
+          <w:rPr>
+            <w:lang w:val="pt_PT" w:bidi="pt_PT"/>
+          </w:rPr>
+          <w:rPr>
+            <w:color w:val="0000EE"/>
+            <w:u w:val="single"/>
+          </w:rPr>
+          <w:t>mp3 file</w:t>
+        </w:r>
+      </w:hyperlink>
+      <w:r>
+        <w:rPr>
+          <w:lang w:val="pt_PT" w:bidi="pt_PT"/>
+        </w:rPr>
+        <w:t xml:space="preserve"> (None KB)</w:t>
+      </w:r>
+      <w:r>
+        <w:rPr>
+          <w:lang w:val="pt_PT" w:bidi="pt_PT"/>
+        </w:rPr>
+      </w:r>
+      <w:r>
+        <w:rPr>
+          <w:lang w:val="pt_PT" w:bidi="pt_PT"/>
+        </w:rPr>
+      </w:r>
+    </w:p>
+    <w:p>
+      <w:pPr/>
+      <w:r>
+        <w:rPr>
+          <w:lang w:val="pt_PT" w:bidi="pt_PT"/>
+        </w:rPr>
+      </w:r>
+    </w:p>
+    <w:p>
+      <w:pPr>
+        <w:pStyle w:val="Heading2"/>
+      </w:pPr>
+      <w:r>
+        <w:rPr>
+          <w:lang w:val="pt_PT" w:bidi="pt_PT"/>
+        </w:rPr>
         <w:t>Fenícia da Síria</w:t>
       </w:r>
       <w:r>
@@ -831,12 +1353,18 @@
         </w:rPr>
         <w:t xml:space="preserve"> é o nome de uma área ao norte de </w:t>
       </w:r>
-      <w:r>
-        <w:rPr>
-          <w:lang w:val="pt_PT" w:bidi="pt_PT"/>
-        </w:rPr>
-        <w:t>Israel</w:t>
-      </w:r>
+      <w:hyperlink r:id="rId21">
+        <w:r>
+          <w:rPr>
+            <w:lang w:val="pt_PT" w:bidi="pt_PT"/>
+          </w:rPr>
+          <w:rPr>
+            <w:color w:val="0000EE"/>
+            <w:u w:val="single"/>
+          </w:rPr>
+          <w:t>Israel</w:t>
+        </w:r>
+      </w:hyperlink>
       <w:r>
         <w:rPr>
           <w:lang w:val="pt_PT" w:bidi="pt_PT"/>
@@ -898,6 +1426,323 @@
         <w:rPr>
           <w:lang w:val="pt_PT" w:bidi="pt_PT"/>
         </w:rPr>
+        <w:t>Fenícia da Síria</w:t>
+      </w:r>
+      <w:r>
+        <w:rPr>
+          <w:lang w:val="pt_PT" w:bidi="pt_PT"/>
+        </w:rPr>
+      </w:r>
+    </w:p>
+    <w:p>
+      <w:pPr>
+        <w:pStyle w:val="Heading4"/>
+      </w:pPr>
+      <w:r>
+        <w:rPr>
+          <w:lang w:val="pt_PT" w:bidi="pt_PT"/>
+        </w:rPr>
+        <w:t>Audio Content</w:t>
+      </w:r>
+      <w:r>
+        <w:rPr>
+          <w:lang w:val="pt_PT" w:bidi="pt_PT"/>
+        </w:rPr>
+      </w:r>
+    </w:p>
+    <w:p>
+      <w:pPr/>
+      <w:r>
+        <w:rPr>
+          <w:lang w:val="pt_PT" w:bidi="pt_PT"/>
+        </w:rPr>
+      </w:r>
+      <w:hyperlink r:id="rId18">
+        <w:r>
+          <w:rPr>
+            <w:lang w:val="pt_PT" w:bidi="pt_PT"/>
+          </w:rPr>
+          <w:rPr>
+            <w:color w:val="0000EE"/>
+            <w:u w:val="single"/>
+          </w:rPr>
+          <w:t>mp3 file</w:t>
+        </w:r>
+      </w:hyperlink>
+      <w:r>
+        <w:rPr>
+          <w:lang w:val="pt_PT" w:bidi="pt_PT"/>
+        </w:rPr>
+        <w:t xml:space="preserve"> (None KB)</w:t>
+      </w:r>
+      <w:r>
+        <w:rPr>
+          <w:lang w:val="pt_PT" w:bidi="pt_PT"/>
+        </w:rPr>
+      </w:r>
+      <w:r>
+        <w:rPr>
+          <w:lang w:val="pt_PT" w:bidi="pt_PT"/>
+        </w:rPr>
+      </w:r>
+    </w:p>
+    <w:p>
+      <w:pPr/>
+      <w:r>
+        <w:rPr>
+          <w:lang w:val="pt_PT" w:bidi="pt_PT"/>
+        </w:rPr>
+      </w:r>
+    </w:p>
+    <w:p>
+      <w:pPr>
+        <w:pStyle w:val="Heading2"/>
+      </w:pPr>
+      <w:r>
+        <w:rPr>
+          <w:lang w:val="pt_PT" w:bidi="pt_PT"/>
+        </w:rPr>
+        <w:t>Festa da Dedicação</w:t>
+      </w:r>
+      <w:r>
+        <w:rPr>
+          <w:lang w:val="pt_PT" w:bidi="pt_PT"/>
+        </w:rPr>
+      </w:r>
+    </w:p>
+    <w:p>
+      <w:pPr/>
+      <w:r>
+        <w:rPr>
+          <w:lang w:val="pt_PT" w:bidi="pt_PT"/>
+        </w:rPr>
+      </w:r>
+      <w:r>
+        <w:rPr>
+          <w:lang w:val="pt_PT" w:bidi="pt_PT"/>
+        </w:rPr>
+        <w:t xml:space="preserve">A </w:t>
+      </w:r>
+      <w:r>
+        <w:rPr>
+          <w:b/>
+          <w:lang w:val="pt_PT" w:bidi="pt_PT"/>
+        </w:rPr>
+        <w:t>Festa da Dedicação</w:t>
+      </w:r>
+      <w:r>
+        <w:rPr>
+          <w:lang w:val="pt_PT" w:bidi="pt_PT"/>
+        </w:rPr>
+        <w:t xml:space="preserve"> é uma festa que o povo judeu celebra uma vez por ano. É mencionado na Bíblia apenas uma vez, no livro de João. Lá ouvimos apenas que Jesus visita </w:t>
+      </w:r>
+      <w:hyperlink r:id="rId22">
+        <w:r>
+          <w:rPr>
+            <w:lang w:val="pt_PT" w:bidi="pt_PT"/>
+          </w:rPr>
+          <w:rPr>
+            <w:color w:val="0000EE"/>
+            <w:u w:val="single"/>
+          </w:rPr>
+          <w:t>Jerusalém</w:t>
+        </w:r>
+      </w:hyperlink>
+      <w:r>
+        <w:rPr>
+          <w:lang w:val="pt_PT" w:bidi="pt_PT"/>
+        </w:rPr>
+        <w:t xml:space="preserve"> durante o tempo dessa festa.</w:t>
+      </w:r>
+    </w:p>
+    <w:p>
+      <w:pPr/>
+      <w:r>
+        <w:rPr>
+          <w:lang w:val="pt_PT" w:bidi="pt_PT"/>
+        </w:rPr>
+      </w:r>
+      <w:r>
+        <w:rPr>
+          <w:lang w:val="pt_PT" w:bidi="pt_PT"/>
+        </w:rPr>
+        <w:t xml:space="preserve">Como a maioria das festas judaicas, essa festa ajudava as pessoas a lembrar de algo que havia acontecido em seu passado. Cerca de 200 anos antes do nascimento de Jesus, um rei grego se tornou o governante de Israel. Esse rei disse aos judeus que eles tinham que parar de </w:t>
+      </w:r>
+      <w:hyperlink r:id="rId32">
+        <w:r>
+          <w:rPr>
+            <w:lang w:val="pt_PT" w:bidi="pt_PT"/>
+          </w:rPr>
+          <w:rPr>
+            <w:color w:val="0000EE"/>
+            <w:u w:val="single"/>
+          </w:rPr>
+          <w:t>adorar</w:t>
+        </w:r>
+      </w:hyperlink>
+      <w:r>
+        <w:rPr>
+          <w:lang w:val="pt_PT" w:bidi="pt_PT"/>
+        </w:rPr>
+        <w:t xml:space="preserve"> seu próprio </w:t>
+      </w:r>
+      <w:hyperlink r:id="rId33">
+        <w:r>
+          <w:rPr>
+            <w:lang w:val="pt_PT" w:bidi="pt_PT"/>
+          </w:rPr>
+          <w:rPr>
+            <w:color w:val="0000EE"/>
+            <w:u w:val="single"/>
+          </w:rPr>
+          <w:t>Deus</w:t>
+        </w:r>
+      </w:hyperlink>
+      <w:r>
+        <w:rPr>
+          <w:lang w:val="pt_PT" w:bidi="pt_PT"/>
+        </w:rPr>
+        <w:t xml:space="preserve">, e eles tinham que adorar os </w:t>
+      </w:r>
+      <w:hyperlink r:id="rId34">
+        <w:r>
+          <w:rPr>
+            <w:lang w:val="pt_PT" w:bidi="pt_PT"/>
+          </w:rPr>
+          <w:rPr>
+            <w:color w:val="0000EE"/>
+            <w:u w:val="single"/>
+          </w:rPr>
+          <w:t>deuses</w:t>
+        </w:r>
+      </w:hyperlink>
+      <w:r>
+        <w:rPr>
+          <w:lang w:val="pt_PT" w:bidi="pt_PT"/>
+        </w:rPr>
+        <w:t xml:space="preserve"> gregos. Muitos judeus se rebelaram contra isso, e havia muitas brigas. Os soldados do rei grego mataram muitos judeus, e então ele fez outra coisa que era terrível — ele colocou um ídolo de um dos deuses gregos dentro do </w:t>
+      </w:r>
+      <w:hyperlink r:id="rId35">
+        <w:r>
+          <w:rPr>
+            <w:lang w:val="pt_PT" w:bidi="pt_PT"/>
+          </w:rPr>
+          <w:rPr>
+            <w:color w:val="0000EE"/>
+            <w:u w:val="single"/>
+          </w:rPr>
+          <w:t>templo</w:t>
+        </w:r>
+      </w:hyperlink>
+      <w:r>
+        <w:rPr>
+          <w:lang w:val="pt_PT" w:bidi="pt_PT"/>
+        </w:rPr>
+        <w:t xml:space="preserve"> de Deus em Jerusalém! Por causa disso, o templo de Deus se tornou contaminado, o que significa que era completamente inadequado que as pessoas adorassem a Deus lá. Os judeus não poderiam mais encontrar a Deus no templo. Mas algumas pessoas judias lutaram com os soldados gregos, e eles os expulsaram de Jerusalém. Os judeus então removeram o ídolo do templo e realizaram as cerimônias que eram necessárias para tornar o templo limpo novamente — o que significa que o templo estava apto novamente para as pessoas adorarem a Deus nele. Desde aquele momento, todos os anos os judeus celebram para lembrar desse evento. As pessoas chamam essa festa de Festa da Dedicação e dura oito dias.</w:t>
+      </w:r>
+      <w:r>
+        <w:rPr>
+          <w:lang w:val="pt_PT" w:bidi="pt_PT"/>
+        </w:rPr>
+      </w:r>
+      <w:r>
+        <w:rPr>
+          <w:lang w:val="pt_PT" w:bidi="pt_PT"/>
+        </w:rPr>
+      </w:r>
+    </w:p>
+    <w:p>
+      <w:pPr/>
+      <w:r>
+        <w:rPr>
+          <w:lang w:val="pt_PT" w:bidi="pt_PT"/>
+        </w:rPr>
+      </w:r>
+    </w:p>
+    <w:p>
+      <w:pPr>
+        <w:pStyle w:val="Heading2"/>
+      </w:pPr>
+      <w:r>
+        <w:rPr>
+          <w:lang w:val="pt_PT" w:bidi="pt_PT"/>
+        </w:rPr>
+        <w:t>Festa da Dedicação</w:t>
+      </w:r>
+      <w:r>
+        <w:rPr>
+          <w:lang w:val="pt_PT" w:bidi="pt_PT"/>
+        </w:rPr>
+      </w:r>
+    </w:p>
+    <w:p>
+      <w:pPr>
+        <w:pStyle w:val="Heading4"/>
+      </w:pPr>
+      <w:r>
+        <w:rPr>
+          <w:lang w:val="pt_PT" w:bidi="pt_PT"/>
+        </w:rPr>
+        <w:t>Audio Content</w:t>
+      </w:r>
+      <w:r>
+        <w:rPr>
+          <w:lang w:val="pt_PT" w:bidi="pt_PT"/>
+        </w:rPr>
+      </w:r>
+    </w:p>
+    <w:p>
+      <w:pPr/>
+      <w:r>
+        <w:rPr>
+          <w:lang w:val="pt_PT" w:bidi="pt_PT"/>
+        </w:rPr>
+      </w:r>
+      <w:hyperlink r:id="rId18">
+        <w:r>
+          <w:rPr>
+            <w:lang w:val="pt_PT" w:bidi="pt_PT"/>
+          </w:rPr>
+          <w:rPr>
+            <w:color w:val="0000EE"/>
+            <w:u w:val="single"/>
+          </w:rPr>
+          <w:t>mp3 file</w:t>
+        </w:r>
+      </w:hyperlink>
+      <w:r>
+        <w:rPr>
+          <w:lang w:val="pt_PT" w:bidi="pt_PT"/>
+        </w:rPr>
+        <w:t xml:space="preserve"> (None KB)</w:t>
+      </w:r>
+      <w:r>
+        <w:rPr>
+          <w:lang w:val="pt_PT" w:bidi="pt_PT"/>
+        </w:rPr>
+      </w:r>
+      <w:r>
+        <w:rPr>
+          <w:lang w:val="pt_PT" w:bidi="pt_PT"/>
+        </w:rPr>
+      </w:r>
+    </w:p>
+    <w:p>
+      <w:pPr/>
+      <w:r>
+        <w:rPr>
+          <w:lang w:val="pt_PT" w:bidi="pt_PT"/>
+        </w:rPr>
+      </w:r>
+    </w:p>
+    <w:p>
+      <w:pPr>
+        <w:pStyle w:val="Heading2"/>
+      </w:pPr>
+      <w:r>
+        <w:rPr>
+          <w:lang w:val="pt_PT" w:bidi="pt_PT"/>
+        </w:rPr>
         <w:t>Festa dos Pães Asmos</w:t>
       </w:r>
       <w:r>
@@ -919,24 +1764,36 @@
         </w:rPr>
         <w:t xml:space="preserve">A </w:t>
       </w:r>
-      <w:r>
-        <w:rPr>
-          <w:lang w:val="pt_PT" w:bidi="pt_PT"/>
-        </w:rPr>
-        <w:t>Páscoa</w:t>
-      </w:r>
+      <w:hyperlink r:id="rId36">
+        <w:r>
+          <w:rPr>
+            <w:lang w:val="pt_PT" w:bidi="pt_PT"/>
+          </w:rPr>
+          <w:rPr>
+            <w:color w:val="0000EE"/>
+            <w:u w:val="single"/>
+          </w:rPr>
+          <w:t>Páscoa</w:t>
+        </w:r>
+      </w:hyperlink>
       <w:r>
         <w:rPr>
           <w:lang w:val="pt_PT" w:bidi="pt_PT"/>
         </w:rPr>
         <w:t xml:space="preserve"> é uma importante festa </w:t>
       </w:r>
-      <w:r>
-        <w:rPr>
-          <w:lang w:val="pt_PT" w:bidi="pt_PT"/>
-        </w:rPr>
-        <w:t>judaica</w:t>
-      </w:r>
+      <w:hyperlink r:id="rId25">
+        <w:r>
+          <w:rPr>
+            <w:lang w:val="pt_PT" w:bidi="pt_PT"/>
+          </w:rPr>
+          <w:rPr>
+            <w:color w:val="0000EE"/>
+            <w:u w:val="single"/>
+          </w:rPr>
+          <w:t>judaica</w:t>
+        </w:r>
+      </w:hyperlink>
       <w:r>
         <w:rPr>
           <w:lang w:val="pt_PT" w:bidi="pt_PT"/>
@@ -957,12 +1814,18 @@
         </w:rPr>
         <w:t xml:space="preserve">Essa festa lembrava o povo sobre um momento muito importante na história de </w:t>
       </w:r>
-      <w:r>
-        <w:rPr>
-          <w:lang w:val="pt_PT" w:bidi="pt_PT"/>
-        </w:rPr>
-        <w:t>Israel</w:t>
-      </w:r>
+      <w:hyperlink r:id="rId21">
+        <w:r>
+          <w:rPr>
+            <w:lang w:val="pt_PT" w:bidi="pt_PT"/>
+          </w:rPr>
+          <w:rPr>
+            <w:color w:val="0000EE"/>
+            <w:u w:val="single"/>
+          </w:rPr>
+          <w:t>Israel</w:t>
+        </w:r>
+      </w:hyperlink>
       <w:r>
         <w:rPr>
           <w:lang w:val="pt_PT" w:bidi="pt_PT"/>
@@ -983,96 +1846,144 @@
         </w:rPr>
         <w:t xml:space="preserve">Há muito tempo, os </w:t>
       </w:r>
-      <w:r>
-        <w:rPr>
-          <w:lang w:val="pt_PT" w:bidi="pt_PT"/>
-        </w:rPr>
-        <w:t>descendentes</w:t>
-      </w:r>
+      <w:hyperlink r:id="rId28">
+        <w:r>
+          <w:rPr>
+            <w:lang w:val="pt_PT" w:bidi="pt_PT"/>
+          </w:rPr>
+          <w:rPr>
+            <w:color w:val="0000EE"/>
+            <w:u w:val="single"/>
+          </w:rPr>
+          <w:t>descendentes</w:t>
+        </w:r>
+      </w:hyperlink>
       <w:r>
         <w:rPr>
           <w:lang w:val="pt_PT" w:bidi="pt_PT"/>
         </w:rPr>
         <w:t xml:space="preserve"> de </w:t>
       </w:r>
-      <w:r>
-        <w:rPr>
-          <w:lang w:val="pt_PT" w:bidi="pt_PT"/>
-        </w:rPr>
-        <w:t>Abraão</w:t>
-      </w:r>
+      <w:hyperlink r:id="rId27">
+        <w:r>
+          <w:rPr>
+            <w:lang w:val="pt_PT" w:bidi="pt_PT"/>
+          </w:rPr>
+          <w:rPr>
+            <w:color w:val="0000EE"/>
+            <w:u w:val="single"/>
+          </w:rPr>
+          <w:t>Abraão</w:t>
+        </w:r>
+      </w:hyperlink>
       <w:r>
         <w:rPr>
           <w:lang w:val="pt_PT" w:bidi="pt_PT"/>
         </w:rPr>
         <w:t xml:space="preserve">, os </w:t>
       </w:r>
-      <w:r>
-        <w:rPr>
-          <w:lang w:val="pt_PT" w:bidi="pt_PT"/>
-        </w:rPr>
-        <w:t>israelitas</w:t>
-      </w:r>
+      <w:hyperlink r:id="rId17">
+        <w:r>
+          <w:rPr>
+            <w:lang w:val="pt_PT" w:bidi="pt_PT"/>
+          </w:rPr>
+          <w:rPr>
+            <w:color w:val="0000EE"/>
+            <w:u w:val="single"/>
+          </w:rPr>
+          <w:t>israelitas</w:t>
+        </w:r>
+      </w:hyperlink>
       <w:r>
         <w:rPr>
           <w:lang w:val="pt_PT" w:bidi="pt_PT"/>
         </w:rPr>
         <w:t xml:space="preserve">, haviam se tornado </w:t>
       </w:r>
-      <w:r>
-        <w:rPr>
-          <w:lang w:val="pt_PT" w:bidi="pt_PT"/>
-        </w:rPr>
-        <w:t>escravos</w:t>
-      </w:r>
+      <w:hyperlink r:id="rId16">
+        <w:r>
+          <w:rPr>
+            <w:lang w:val="pt_PT" w:bidi="pt_PT"/>
+          </w:rPr>
+          <w:rPr>
+            <w:color w:val="0000EE"/>
+            <w:u w:val="single"/>
+          </w:rPr>
+          <w:t>escravos</w:t>
+        </w:r>
+      </w:hyperlink>
       <w:r>
         <w:rPr>
           <w:lang w:val="pt_PT" w:bidi="pt_PT"/>
         </w:rPr>
         <w:t xml:space="preserve"> no Egito. Os israelitas haviam vivido no Egito por quatrocentos anos! Deus então chamou um dos israelitas, Moisés, para levar os israelitas para fora do Egito e de volta para </w:t>
       </w:r>
-      <w:r>
-        <w:rPr>
-          <w:lang w:val="pt_PT" w:bidi="pt_PT"/>
-        </w:rPr>
-        <w:t>Canaã</w:t>
-      </w:r>
+      <w:hyperlink r:id="rId37">
+        <w:r>
+          <w:rPr>
+            <w:lang w:val="pt_PT" w:bidi="pt_PT"/>
+          </w:rPr>
+          <w:rPr>
+            <w:color w:val="0000EE"/>
+            <w:u w:val="single"/>
+          </w:rPr>
+          <w:t>Canaã</w:t>
+        </w:r>
+      </w:hyperlink>
       <w:r>
         <w:rPr>
           <w:lang w:val="pt_PT" w:bidi="pt_PT"/>
         </w:rPr>
         <w:t xml:space="preserve">, a terra que Deus havia prometido dar aos descendentes de Abraão. O </w:t>
       </w:r>
-      <w:r>
-        <w:rPr>
-          <w:lang w:val="pt_PT" w:bidi="pt_PT"/>
-        </w:rPr>
-        <w:t>rei</w:t>
-      </w:r>
+      <w:hyperlink r:id="rId19">
+        <w:r>
+          <w:rPr>
+            <w:lang w:val="pt_PT" w:bidi="pt_PT"/>
+          </w:rPr>
+          <w:rPr>
+            <w:color w:val="0000EE"/>
+            <w:u w:val="single"/>
+          </w:rPr>
+          <w:t>rei</w:t>
+        </w:r>
+      </w:hyperlink>
       <w:r>
         <w:rPr>
           <w:lang w:val="pt_PT" w:bidi="pt_PT"/>
         </w:rPr>
         <w:t xml:space="preserve"> do Egito simplesmente não permitiu que esse grande grupo de escravos fosse para fora de seu país. O rei tornou as coisas muito difíceis para os israelitas, mas Deus enviou nove pragas aos egípcios para forçar o rei a deixar o povo ir. Durante cada praga, o rei prometia que os israelitas poderiam ir, mas assim que Deus parava a praga, o rei mudava sua decisão novamente. E assim, Deus causou a décima e mais terrível praga de todas: Deus enviou um </w:t>
       </w:r>
-      <w:r>
-        <w:rPr>
-          <w:lang w:val="pt_PT" w:bidi="pt_PT"/>
-        </w:rPr>
-        <w:t>anjo</w:t>
-      </w:r>
+      <w:hyperlink r:id="rId38">
+        <w:r>
+          <w:rPr>
+            <w:lang w:val="pt_PT" w:bidi="pt_PT"/>
+          </w:rPr>
+          <w:rPr>
+            <w:color w:val="0000EE"/>
+            <w:u w:val="single"/>
+          </w:rPr>
+          <w:t>anjo</w:t>
+        </w:r>
+      </w:hyperlink>
       <w:r>
         <w:rPr>
           <w:lang w:val="pt_PT" w:bidi="pt_PT"/>
         </w:rPr>
         <w:t xml:space="preserve"> para matar o filho mais velho em cada casa dos egípcios. Mas Deus havia dito aos israelitas para matar um cordeiro, que é um animal, uma ovelha jovem, e para manchar com o </w:t>
       </w:r>
-      <w:r>
-        <w:rPr>
-          <w:lang w:val="pt_PT" w:bidi="pt_PT"/>
-        </w:rPr>
-        <w:t>sangue</w:t>
-      </w:r>
+      <w:hyperlink r:id="rId39">
+        <w:r>
+          <w:rPr>
+            <w:lang w:val="pt_PT" w:bidi="pt_PT"/>
+          </w:rPr>
+          <w:rPr>
+            <w:color w:val="0000EE"/>
+            <w:u w:val="single"/>
+          </w:rPr>
+          <w:t>sangue</w:t>
+        </w:r>
+      </w:hyperlink>
       <w:r>
         <w:rPr>
           <w:lang w:val="pt_PT" w:bidi="pt_PT"/>
@@ -1177,12 +2088,18 @@
         </w:rPr>
         <w:t xml:space="preserve">No Novo Testamento, o fermento é às vezes usado como um símbolo para o </w:t>
       </w:r>
-      <w:r>
-        <w:rPr>
-          <w:lang w:val="pt_PT" w:bidi="pt_PT"/>
-        </w:rPr>
-        <w:t>pecado</w:t>
-      </w:r>
+      <w:hyperlink r:id="rId30">
+        <w:r>
+          <w:rPr>
+            <w:lang w:val="pt_PT" w:bidi="pt_PT"/>
+          </w:rPr>
+          <w:rPr>
+            <w:color w:val="0000EE"/>
+            <w:u w:val="single"/>
+          </w:rPr>
+          <w:t>pecado</w:t>
+        </w:r>
+      </w:hyperlink>
       <w:r>
         <w:rPr>
           <w:lang w:val="pt_PT" w:bidi="pt_PT"/>
@@ -1216,6 +2133,369 @@
         <w:rPr>
           <w:lang w:val="pt_PT" w:bidi="pt_PT"/>
         </w:rPr>
+        <w:t>Festa dos Pães Asmos</w:t>
+      </w:r>
+      <w:r>
+        <w:rPr>
+          <w:lang w:val="pt_PT" w:bidi="pt_PT"/>
+        </w:rPr>
+      </w:r>
+    </w:p>
+    <w:p>
+      <w:pPr>
+        <w:pStyle w:val="Heading4"/>
+      </w:pPr>
+      <w:r>
+        <w:rPr>
+          <w:lang w:val="pt_PT" w:bidi="pt_PT"/>
+        </w:rPr>
+        <w:t>Audio Content</w:t>
+      </w:r>
+      <w:r>
+        <w:rPr>
+          <w:lang w:val="pt_PT" w:bidi="pt_PT"/>
+        </w:rPr>
+      </w:r>
+    </w:p>
+    <w:p>
+      <w:pPr/>
+      <w:r>
+        <w:rPr>
+          <w:lang w:val="pt_PT" w:bidi="pt_PT"/>
+        </w:rPr>
+      </w:r>
+      <w:hyperlink r:id="rId18">
+        <w:r>
+          <w:rPr>
+            <w:lang w:val="pt_PT" w:bidi="pt_PT"/>
+          </w:rPr>
+          <w:rPr>
+            <w:color w:val="0000EE"/>
+            <w:u w:val="single"/>
+          </w:rPr>
+          <w:t>mp3 file</w:t>
+        </w:r>
+      </w:hyperlink>
+      <w:r>
+        <w:rPr>
+          <w:lang w:val="pt_PT" w:bidi="pt_PT"/>
+        </w:rPr>
+        <w:t xml:space="preserve"> (None KB)</w:t>
+      </w:r>
+      <w:r>
+        <w:rPr>
+          <w:lang w:val="pt_PT" w:bidi="pt_PT"/>
+        </w:rPr>
+      </w:r>
+      <w:r>
+        <w:rPr>
+          <w:lang w:val="pt_PT" w:bidi="pt_PT"/>
+        </w:rPr>
+      </w:r>
+    </w:p>
+    <w:p>
+      <w:pPr/>
+      <w:r>
+        <w:rPr>
+          <w:lang w:val="pt_PT" w:bidi="pt_PT"/>
+        </w:rPr>
+      </w:r>
+    </w:p>
+    <w:p>
+      <w:pPr>
+        <w:pStyle w:val="Heading2"/>
+      </w:pPr>
+      <w:r>
+        <w:rPr>
+          <w:lang w:val="pt_PT" w:bidi="pt_PT"/>
+        </w:rPr>
+        <w:t>Festa dos Tabernáculos</w:t>
+      </w:r>
+      <w:r>
+        <w:rPr>
+          <w:lang w:val="pt_PT" w:bidi="pt_PT"/>
+        </w:rPr>
+      </w:r>
+    </w:p>
+    <w:p>
+      <w:pPr/>
+      <w:r>
+        <w:rPr>
+          <w:lang w:val="pt_PT" w:bidi="pt_PT"/>
+        </w:rPr>
+      </w:r>
+      <w:r>
+        <w:rPr>
+          <w:lang w:val="pt_PT" w:bidi="pt_PT"/>
+        </w:rPr>
+        <w:t xml:space="preserve">A </w:t>
+      </w:r>
+      <w:r>
+        <w:rPr>
+          <w:b/>
+          <w:lang w:val="pt_PT" w:bidi="pt_PT"/>
+        </w:rPr>
+        <w:t>Festa dos Tabernáculos</w:t>
+      </w:r>
+      <w:r>
+        <w:rPr>
+          <w:lang w:val="pt_PT" w:bidi="pt_PT"/>
+        </w:rPr>
+        <w:t xml:space="preserve"> é uma festa judaica. A palavra tabernáculo significa uma tenda, cabine ou cabana. Barracas, cabines ou cabanas são abrigos em que as pessoas vivem, mas elas não são permanentes.</w:t>
+      </w:r>
+    </w:p>
+    <w:p>
+      <w:pPr/>
+      <w:r>
+        <w:rPr>
+          <w:lang w:val="pt_PT" w:bidi="pt_PT"/>
+        </w:rPr>
+      </w:r>
+      <w:r>
+        <w:rPr>
+          <w:lang w:val="pt_PT" w:bidi="pt_PT"/>
+        </w:rPr>
+        <w:t xml:space="preserve">Quando Deus libertou os </w:t>
+      </w:r>
+      <w:hyperlink r:id="rId17">
+        <w:r>
+          <w:rPr>
+            <w:lang w:val="pt_PT" w:bidi="pt_PT"/>
+          </w:rPr>
+          <w:rPr>
+            <w:color w:val="0000EE"/>
+            <w:u w:val="single"/>
+          </w:rPr>
+          <w:t>israelitas</w:t>
+        </w:r>
+      </w:hyperlink>
+      <w:r>
+        <w:rPr>
+          <w:lang w:val="pt_PT" w:bidi="pt_PT"/>
+        </w:rPr>
+        <w:t xml:space="preserve"> de sua escravidão no Egito, os israelitas vagaram pelo </w:t>
+      </w:r>
+      <w:hyperlink r:id="rId40">
+        <w:r>
+          <w:rPr>
+            <w:lang w:val="pt_PT" w:bidi="pt_PT"/>
+          </w:rPr>
+          <w:rPr>
+            <w:color w:val="0000EE"/>
+            <w:u w:val="single"/>
+          </w:rPr>
+          <w:t>deserto</w:t>
+        </w:r>
+      </w:hyperlink>
+      <w:r>
+        <w:rPr>
+          <w:lang w:val="pt_PT" w:bidi="pt_PT"/>
+        </w:rPr>
+        <w:t xml:space="preserve"> por muitos anos antes de irem para a terra prometida de </w:t>
+      </w:r>
+      <w:hyperlink r:id="rId37">
+        <w:r>
+          <w:rPr>
+            <w:lang w:val="pt_PT" w:bidi="pt_PT"/>
+          </w:rPr>
+          <w:rPr>
+            <w:color w:val="0000EE"/>
+            <w:u w:val="single"/>
+          </w:rPr>
+          <w:t>Canaã</w:t>
+        </w:r>
+      </w:hyperlink>
+      <w:r>
+        <w:rPr>
+          <w:lang w:val="pt_PT" w:bidi="pt_PT"/>
+        </w:rPr>
+        <w:t>. Durante seu tempo no deserto, eles viviam em tendas e moviam as tendas de um lugar para outro enquanto se moviam. Mais tarde, Deus disse aos israelitas que uma vez por ano eles tinham que se lembrar desse tempo de uma maneira especial. Todos os anos, as pessoas precisavam construir uma cabine, ou um abrigo temporário, com ramos de árvores verdes. Por 8 dias, os israelitas precisavam viver nessas cabines. Isso os ajudava a lembrar de como Deus cuidava deles enquanto eles estavam viajando no deserto e vivendo em tendas em vez de viver em casas permanentes.</w:t>
+      </w:r>
+    </w:p>
+    <w:p>
+      <w:pPr/>
+      <w:r>
+        <w:rPr>
+          <w:lang w:val="pt_PT" w:bidi="pt_PT"/>
+        </w:rPr>
+      </w:r>
+      <w:r>
+        <w:rPr>
+          <w:lang w:val="pt_PT" w:bidi="pt_PT"/>
+        </w:rPr>
+        <w:t xml:space="preserve">Essa festa acontecia no final da temporada da colheita, então as pessoas também agradeciam a Deus pela colheita durante essa festa. Os israelitas ofereciam a Deus </w:t>
+      </w:r>
+      <w:hyperlink r:id="rId41">
+        <w:r>
+          <w:rPr>
+            <w:lang w:val="pt_PT" w:bidi="pt_PT"/>
+          </w:rPr>
+          <w:rPr>
+            <w:color w:val="0000EE"/>
+            <w:u w:val="single"/>
+          </w:rPr>
+          <w:t>sacrifícios</w:t>
+        </w:r>
+      </w:hyperlink>
+      <w:r>
+        <w:rPr>
+          <w:lang w:val="pt_PT" w:bidi="pt_PT"/>
+        </w:rPr>
+        <w:t xml:space="preserve"> e outras </w:t>
+      </w:r>
+      <w:hyperlink r:id="rId42">
+        <w:r>
+          <w:rPr>
+            <w:lang w:val="pt_PT" w:bidi="pt_PT"/>
+          </w:rPr>
+          <w:rPr>
+            <w:color w:val="0000EE"/>
+            <w:u w:val="single"/>
+          </w:rPr>
+          <w:t>ofertas</w:t>
+        </w:r>
+      </w:hyperlink>
+      <w:r>
+        <w:rPr>
+          <w:lang w:val="pt_PT" w:bidi="pt_PT"/>
+        </w:rPr>
+        <w:t xml:space="preserve"> durante os oito dias da festa.</w:t>
+      </w:r>
+    </w:p>
+    <w:p>
+      <w:pPr/>
+      <w:r>
+        <w:rPr>
+          <w:lang w:val="pt_PT" w:bidi="pt_PT"/>
+        </w:rPr>
+      </w:r>
+      <w:r>
+        <w:rPr>
+          <w:lang w:val="pt_PT" w:bidi="pt_PT"/>
+        </w:rPr>
+        <w:t xml:space="preserve">Todas as pessoas, ou pelo menos os homens, tinham que ir a </w:t>
+      </w:r>
+      <w:hyperlink r:id="rId22">
+        <w:r>
+          <w:rPr>
+            <w:lang w:val="pt_PT" w:bidi="pt_PT"/>
+          </w:rPr>
+          <w:rPr>
+            <w:color w:val="0000EE"/>
+            <w:u w:val="single"/>
+          </w:rPr>
+          <w:t>Jerusalém</w:t>
+        </w:r>
+      </w:hyperlink>
+      <w:r>
+        <w:rPr>
+          <w:lang w:val="pt_PT" w:bidi="pt_PT"/>
+        </w:rPr>
+        <w:t xml:space="preserve"> para essa festa. Você pode imaginar o quão bela a cidade parecia com as cabines que as pessoas faziam de ramos verdes em todos os telhados, ruas e espaços abertos!</w:t>
+      </w:r>
+      <w:r>
+        <w:rPr>
+          <w:lang w:val="pt_PT" w:bidi="pt_PT"/>
+        </w:rPr>
+      </w:r>
+      <w:r>
+        <w:rPr>
+          <w:lang w:val="pt_PT" w:bidi="pt_PT"/>
+        </w:rPr>
+      </w:r>
+    </w:p>
+    <w:p>
+      <w:pPr/>
+      <w:r>
+        <w:rPr>
+          <w:lang w:val="pt_PT" w:bidi="pt_PT"/>
+        </w:rPr>
+      </w:r>
+    </w:p>
+    <w:p>
+      <w:pPr>
+        <w:pStyle w:val="Heading2"/>
+      </w:pPr>
+      <w:r>
+        <w:rPr>
+          <w:lang w:val="pt_PT" w:bidi="pt_PT"/>
+        </w:rPr>
+        <w:t>Festa dos Tabernáculos</w:t>
+      </w:r>
+      <w:r>
+        <w:rPr>
+          <w:lang w:val="pt_PT" w:bidi="pt_PT"/>
+        </w:rPr>
+      </w:r>
+    </w:p>
+    <w:p>
+      <w:pPr>
+        <w:pStyle w:val="Heading4"/>
+      </w:pPr>
+      <w:r>
+        <w:rPr>
+          <w:lang w:val="pt_PT" w:bidi="pt_PT"/>
+        </w:rPr>
+        <w:t>Audio Content</w:t>
+      </w:r>
+      <w:r>
+        <w:rPr>
+          <w:lang w:val="pt_PT" w:bidi="pt_PT"/>
+        </w:rPr>
+      </w:r>
+    </w:p>
+    <w:p>
+      <w:pPr/>
+      <w:r>
+        <w:rPr>
+          <w:lang w:val="pt_PT" w:bidi="pt_PT"/>
+        </w:rPr>
+      </w:r>
+      <w:hyperlink r:id="rId18">
+        <w:r>
+          <w:rPr>
+            <w:lang w:val="pt_PT" w:bidi="pt_PT"/>
+          </w:rPr>
+          <w:rPr>
+            <w:color w:val="0000EE"/>
+            <w:u w:val="single"/>
+          </w:rPr>
+          <w:t>mp3 file</w:t>
+        </w:r>
+      </w:hyperlink>
+      <w:r>
+        <w:rPr>
+          <w:lang w:val="pt_PT" w:bidi="pt_PT"/>
+        </w:rPr>
+        <w:t xml:space="preserve"> (None KB)</w:t>
+      </w:r>
+      <w:r>
+        <w:rPr>
+          <w:lang w:val="pt_PT" w:bidi="pt_PT"/>
+        </w:rPr>
+      </w:r>
+      <w:r>
+        <w:rPr>
+          <w:lang w:val="pt_PT" w:bidi="pt_PT"/>
+        </w:rPr>
+      </w:r>
+    </w:p>
+    <w:p>
+      <w:pPr/>
+      <w:r>
+        <w:rPr>
+          <w:lang w:val="pt_PT" w:bidi="pt_PT"/>
+        </w:rPr>
+      </w:r>
+    </w:p>
+    <w:p>
+      <w:pPr>
+        <w:pStyle w:val="Heading2"/>
+      </w:pPr>
+      <w:r>
+        <w:rPr>
+          <w:lang w:val="pt_PT" w:bidi="pt_PT"/>
+        </w:rPr>
         <w:t>figueira</w:t>
       </w:r>
       <w:r>
@@ -1250,12 +2530,18 @@
         </w:rPr>
         <w:t xml:space="preserve"> é um tipo de árvore frutífera que cresce em </w:t>
       </w:r>
-      <w:r>
-        <w:rPr>
-          <w:lang w:val="pt_PT" w:bidi="pt_PT"/>
-        </w:rPr>
-        <w:t>Israel</w:t>
-      </w:r>
+      <w:hyperlink r:id="rId21">
+        <w:r>
+          <w:rPr>
+            <w:lang w:val="pt_PT" w:bidi="pt_PT"/>
+          </w:rPr>
+          <w:rPr>
+            <w:color w:val="0000EE"/>
+            <w:u w:val="single"/>
+          </w:rPr>
+          <w:t>Israel</w:t>
+        </w:r>
+      </w:hyperlink>
       <w:r>
         <w:rPr>
           <w:lang w:val="pt_PT" w:bidi="pt_PT"/>
@@ -1303,6 +2589,82 @@
         <w:rPr>
           <w:lang w:val="pt_PT" w:bidi="pt_PT"/>
         </w:rPr>
+        <w:t>figueira</w:t>
+      </w:r>
+      <w:r>
+        <w:rPr>
+          <w:lang w:val="pt_PT" w:bidi="pt_PT"/>
+        </w:rPr>
+      </w:r>
+    </w:p>
+    <w:p>
+      <w:pPr>
+        <w:pStyle w:val="Heading4"/>
+      </w:pPr>
+      <w:r>
+        <w:rPr>
+          <w:lang w:val="pt_PT" w:bidi="pt_PT"/>
+        </w:rPr>
+        <w:t>Audio Content</w:t>
+      </w:r>
+      <w:r>
+        <w:rPr>
+          <w:lang w:val="pt_PT" w:bidi="pt_PT"/>
+        </w:rPr>
+      </w:r>
+    </w:p>
+    <w:p>
+      <w:pPr/>
+      <w:r>
+        <w:rPr>
+          <w:lang w:val="pt_PT" w:bidi="pt_PT"/>
+        </w:rPr>
+      </w:r>
+      <w:hyperlink r:id="rId18">
+        <w:r>
+          <w:rPr>
+            <w:lang w:val="pt_PT" w:bidi="pt_PT"/>
+          </w:rPr>
+          <w:rPr>
+            <w:color w:val="0000EE"/>
+            <w:u w:val="single"/>
+          </w:rPr>
+          <w:t>mp3 file</w:t>
+        </w:r>
+      </w:hyperlink>
+      <w:r>
+        <w:rPr>
+          <w:lang w:val="pt_PT" w:bidi="pt_PT"/>
+        </w:rPr>
+        <w:t xml:space="preserve"> (None KB)</w:t>
+      </w:r>
+      <w:r>
+        <w:rPr>
+          <w:lang w:val="pt_PT" w:bidi="pt_PT"/>
+        </w:rPr>
+      </w:r>
+      <w:r>
+        <w:rPr>
+          <w:lang w:val="pt_PT" w:bidi="pt_PT"/>
+        </w:rPr>
+      </w:r>
+    </w:p>
+    <w:p>
+      <w:pPr/>
+      <w:r>
+        <w:rPr>
+          <w:lang w:val="pt_PT" w:bidi="pt_PT"/>
+        </w:rPr>
+      </w:r>
+    </w:p>
+    <w:p>
+      <w:pPr>
+        <w:pStyle w:val="Heading2"/>
+      </w:pPr>
+      <w:r>
+        <w:rPr>
+          <w:lang w:val="pt_PT" w:bidi="pt_PT"/>
+        </w:rPr>
         <w:t>filho</w:t>
       </w:r>
       <w:r>
@@ -1364,6 +2726,82 @@
         <w:rPr>
           <w:lang w:val="pt_PT" w:bidi="pt_PT"/>
         </w:rPr>
+        <w:t>filho</w:t>
+      </w:r>
+      <w:r>
+        <w:rPr>
+          <w:lang w:val="pt_PT" w:bidi="pt_PT"/>
+        </w:rPr>
+      </w:r>
+    </w:p>
+    <w:p>
+      <w:pPr>
+        <w:pStyle w:val="Heading4"/>
+      </w:pPr>
+      <w:r>
+        <w:rPr>
+          <w:lang w:val="pt_PT" w:bidi="pt_PT"/>
+        </w:rPr>
+        <w:t>Audio Content</w:t>
+      </w:r>
+      <w:r>
+        <w:rPr>
+          <w:lang w:val="pt_PT" w:bidi="pt_PT"/>
+        </w:rPr>
+      </w:r>
+    </w:p>
+    <w:p>
+      <w:pPr/>
+      <w:r>
+        <w:rPr>
+          <w:lang w:val="pt_PT" w:bidi="pt_PT"/>
+        </w:rPr>
+      </w:r>
+      <w:hyperlink r:id="rId18">
+        <w:r>
+          <w:rPr>
+            <w:lang w:val="pt_PT" w:bidi="pt_PT"/>
+          </w:rPr>
+          <w:rPr>
+            <w:color w:val="0000EE"/>
+            <w:u w:val="single"/>
+          </w:rPr>
+          <w:t>mp3 file</w:t>
+        </w:r>
+      </w:hyperlink>
+      <w:r>
+        <w:rPr>
+          <w:lang w:val="pt_PT" w:bidi="pt_PT"/>
+        </w:rPr>
+        <w:t xml:space="preserve"> (None KB)</w:t>
+      </w:r>
+      <w:r>
+        <w:rPr>
+          <w:lang w:val="pt_PT" w:bidi="pt_PT"/>
+        </w:rPr>
+      </w:r>
+      <w:r>
+        <w:rPr>
+          <w:lang w:val="pt_PT" w:bidi="pt_PT"/>
+        </w:rPr>
+      </w:r>
+    </w:p>
+    <w:p>
+      <w:pPr/>
+      <w:r>
+        <w:rPr>
+          <w:lang w:val="pt_PT" w:bidi="pt_PT"/>
+        </w:rPr>
+      </w:r>
+    </w:p>
+    <w:p>
+      <w:pPr>
+        <w:pStyle w:val="Heading2"/>
+      </w:pPr>
+      <w:r>
+        <w:rPr>
+          <w:lang w:val="pt_PT" w:bidi="pt_PT"/>
+        </w:rPr>
         <w:t>Filho de Davi</w:t>
       </w:r>
       <w:r>
@@ -1392,24 +2830,36 @@
         </w:rPr>
         <w:t xml:space="preserve"> significa um </w:t>
       </w:r>
-      <w:r>
-        <w:rPr>
-          <w:lang w:val="pt_PT" w:bidi="pt_PT"/>
-        </w:rPr>
-        <w:t>descendente</w:t>
-      </w:r>
+      <w:hyperlink r:id="rId28">
+        <w:r>
+          <w:rPr>
+            <w:lang w:val="pt_PT" w:bidi="pt_PT"/>
+          </w:rPr>
+          <w:rPr>
+            <w:color w:val="0000EE"/>
+            <w:u w:val="single"/>
+          </w:rPr>
+          <w:t>descendente</w:t>
+        </w:r>
+      </w:hyperlink>
       <w:r>
         <w:rPr>
           <w:lang w:val="pt_PT" w:bidi="pt_PT"/>
         </w:rPr>
         <w:t xml:space="preserve"> de </w:t>
       </w:r>
-      <w:r>
-        <w:rPr>
-          <w:lang w:val="pt_PT" w:bidi="pt_PT"/>
-        </w:rPr>
-        <w:t>Davi</w:t>
-      </w:r>
+      <w:hyperlink r:id="rId43">
+        <w:r>
+          <w:rPr>
+            <w:lang w:val="pt_PT" w:bidi="pt_PT"/>
+          </w:rPr>
+          <w:rPr>
+            <w:color w:val="0000EE"/>
+            <w:u w:val="single"/>
+          </w:rPr>
+          <w:t>Davi</w:t>
+        </w:r>
+      </w:hyperlink>
       <w:r>
         <w:rPr>
           <w:lang w:val="pt_PT" w:bidi="pt_PT"/>
@@ -1430,60 +2880,90 @@
         </w:rPr>
         <w:t xml:space="preserve">Davi era o rei mais amado dos </w:t>
       </w:r>
-      <w:r>
-        <w:rPr>
-          <w:lang w:val="pt_PT" w:bidi="pt_PT"/>
-        </w:rPr>
-        <w:t>israelitas</w:t>
-      </w:r>
+      <w:hyperlink r:id="rId17">
+        <w:r>
+          <w:rPr>
+            <w:lang w:val="pt_PT" w:bidi="pt_PT"/>
+          </w:rPr>
+          <w:rPr>
+            <w:color w:val="0000EE"/>
+            <w:u w:val="single"/>
+          </w:rPr>
+          <w:t>israelitas</w:t>
+        </w:r>
+      </w:hyperlink>
       <w:r>
         <w:rPr>
           <w:lang w:val="pt_PT" w:bidi="pt_PT"/>
         </w:rPr>
         <w:t xml:space="preserve">, e ele viveu cerca de mil anos antes de Jesus nascer. Deus prometeu a Davi que um de seus descendentes sempre governaria sobre </w:t>
       </w:r>
-      <w:r>
-        <w:rPr>
-          <w:lang w:val="pt_PT" w:bidi="pt_PT"/>
-        </w:rPr>
-        <w:t>Israel</w:t>
-      </w:r>
+      <w:hyperlink r:id="rId21">
+        <w:r>
+          <w:rPr>
+            <w:lang w:val="pt_PT" w:bidi="pt_PT"/>
+          </w:rPr>
+          <w:rPr>
+            <w:color w:val="0000EE"/>
+            <w:u w:val="single"/>
+          </w:rPr>
+          <w:t>Israel</w:t>
+        </w:r>
+      </w:hyperlink>
       <w:r>
         <w:rPr>
           <w:lang w:val="pt_PT" w:bidi="pt_PT"/>
         </w:rPr>
         <w:t xml:space="preserve">. Mas porque os israelitas eram muito desobedientes a Deus, Deus permitiu que seus inimigos os conquistassem. O </w:t>
       </w:r>
-      <w:r>
-        <w:rPr>
-          <w:lang w:val="pt_PT" w:bidi="pt_PT"/>
-        </w:rPr>
-        <w:t>Reino</w:t>
-      </w:r>
+      <w:hyperlink r:id="rId44">
+        <w:r>
+          <w:rPr>
+            <w:lang w:val="pt_PT" w:bidi="pt_PT"/>
+          </w:rPr>
+          <w:rPr>
+            <w:color w:val="0000EE"/>
+            <w:u w:val="single"/>
+          </w:rPr>
+          <w:t>Reino</w:t>
+        </w:r>
+      </w:hyperlink>
       <w:r>
         <w:rPr>
           <w:lang w:val="pt_PT" w:bidi="pt_PT"/>
         </w:rPr>
         <w:t xml:space="preserve"> de Israel parou de existir. Mas mesmo nesse tempo difícil, Deus deu ao povo mensagens de esperança. Por meio de seus porta-vozes, os </w:t>
       </w:r>
-      <w:r>
-        <w:rPr>
-          <w:lang w:val="pt_PT" w:bidi="pt_PT"/>
-        </w:rPr>
-        <w:t>profetas</w:t>
-      </w:r>
+      <w:hyperlink r:id="rId45">
+        <w:r>
+          <w:rPr>
+            <w:lang w:val="pt_PT" w:bidi="pt_PT"/>
+          </w:rPr>
+          <w:rPr>
+            <w:color w:val="0000EE"/>
+            <w:u w:val="single"/>
+          </w:rPr>
+          <w:t>profetas</w:t>
+        </w:r>
+      </w:hyperlink>
       <w:r>
         <w:rPr>
           <w:lang w:val="pt_PT" w:bidi="pt_PT"/>
         </w:rPr>
         <w:t xml:space="preserve">, Deus disse ao povo que um tempo viria novamente quando um descendente de Davi governaria sobre Israel. Esse </w:t>
       </w:r>
-      <w:r>
-        <w:rPr>
-          <w:lang w:val="pt_PT" w:bidi="pt_PT"/>
-        </w:rPr>
-        <w:t>rei</w:t>
-      </w:r>
+      <w:hyperlink r:id="rId19">
+        <w:r>
+          <w:rPr>
+            <w:lang w:val="pt_PT" w:bidi="pt_PT"/>
+          </w:rPr>
+          <w:rPr>
+            <w:color w:val="0000EE"/>
+            <w:u w:val="single"/>
+          </w:rPr>
+          <w:t>rei</w:t>
+        </w:r>
+      </w:hyperlink>
       <w:r>
         <w:rPr>
           <w:lang w:val="pt_PT" w:bidi="pt_PT"/>
@@ -1504,48 +2984,72 @@
         </w:rPr>
         <w:t xml:space="preserve">E então os israelitas estavam esperando que um dia Deus enviasse ao povo esse rei e </w:t>
       </w:r>
-      <w:r>
-        <w:rPr>
-          <w:lang w:val="pt_PT" w:bidi="pt_PT"/>
-        </w:rPr>
-        <w:t>Salvador</w:t>
-      </w:r>
+      <w:hyperlink r:id="rId46">
+        <w:r>
+          <w:rPr>
+            <w:lang w:val="pt_PT" w:bidi="pt_PT"/>
+          </w:rPr>
+          <w:rPr>
+            <w:color w:val="0000EE"/>
+            <w:u w:val="single"/>
+          </w:rPr>
+          <w:t>Salvador</w:t>
+        </w:r>
+      </w:hyperlink>
       <w:r>
         <w:rPr>
           <w:lang w:val="pt_PT" w:bidi="pt_PT"/>
         </w:rPr>
         <w:t xml:space="preserve">. Eles chamavam esse rei prometido de </w:t>
       </w:r>
-      <w:r>
-        <w:rPr>
-          <w:lang w:val="pt_PT" w:bidi="pt_PT"/>
-        </w:rPr>
-        <w:t>Messias</w:t>
-      </w:r>
+      <w:hyperlink r:id="rId47">
+        <w:r>
+          <w:rPr>
+            <w:lang w:val="pt_PT" w:bidi="pt_PT"/>
+          </w:rPr>
+          <w:rPr>
+            <w:color w:val="0000EE"/>
+            <w:u w:val="single"/>
+          </w:rPr>
+          <w:t>Messias</w:t>
+        </w:r>
+      </w:hyperlink>
       <w:r>
         <w:rPr>
           <w:lang w:val="pt_PT" w:bidi="pt_PT"/>
         </w:rPr>
         <w:t xml:space="preserve">, ou o </w:t>
       </w:r>
-      <w:r>
-        <w:rPr>
-          <w:lang w:val="pt_PT" w:bidi="pt_PT"/>
-        </w:rPr>
-        <w:t>Cristo</w:t>
-      </w:r>
+      <w:hyperlink r:id="rId48">
+        <w:r>
+          <w:rPr>
+            <w:lang w:val="pt_PT" w:bidi="pt_PT"/>
+          </w:rPr>
+          <w:rPr>
+            <w:color w:val="0000EE"/>
+            <w:u w:val="single"/>
+          </w:rPr>
+          <w:t>Cristo</w:t>
+        </w:r>
+      </w:hyperlink>
       <w:r>
         <w:rPr>
           <w:lang w:val="pt_PT" w:bidi="pt_PT"/>
         </w:rPr>
         <w:t xml:space="preserve">. Um Messias é alguém nomeado para uma tarefa especial. O Messias seria um descendente de Davi. Quando as pessoas no Novo Testamento chamam Jesus de “filho de Davi”, elas querem dizer que elas </w:t>
       </w:r>
-      <w:r>
-        <w:rPr>
-          <w:lang w:val="pt_PT" w:bidi="pt_PT"/>
-        </w:rPr>
-        <w:t>acreditam</w:t>
-      </w:r>
+      <w:hyperlink r:id="rId26">
+        <w:r>
+          <w:rPr>
+            <w:lang w:val="pt_PT" w:bidi="pt_PT"/>
+          </w:rPr>
+          <w:rPr>
+            <w:color w:val="0000EE"/>
+            <w:u w:val="single"/>
+          </w:rPr>
+          <w:t>acreditam</w:t>
+        </w:r>
+      </w:hyperlink>
       <w:r>
         <w:rPr>
           <w:lang w:val="pt_PT" w:bidi="pt_PT"/>
@@ -1579,6 +3083,82 @@
         <w:rPr>
           <w:lang w:val="pt_PT" w:bidi="pt_PT"/>
         </w:rPr>
+        <w:t>Filho de Davi</w:t>
+      </w:r>
+      <w:r>
+        <w:rPr>
+          <w:lang w:val="pt_PT" w:bidi="pt_PT"/>
+        </w:rPr>
+      </w:r>
+    </w:p>
+    <w:p>
+      <w:pPr>
+        <w:pStyle w:val="Heading4"/>
+      </w:pPr>
+      <w:r>
+        <w:rPr>
+          <w:lang w:val="pt_PT" w:bidi="pt_PT"/>
+        </w:rPr>
+        <w:t>Audio Content</w:t>
+      </w:r>
+      <w:r>
+        <w:rPr>
+          <w:lang w:val="pt_PT" w:bidi="pt_PT"/>
+        </w:rPr>
+      </w:r>
+    </w:p>
+    <w:p>
+      <w:pPr/>
+      <w:r>
+        <w:rPr>
+          <w:lang w:val="pt_PT" w:bidi="pt_PT"/>
+        </w:rPr>
+      </w:r>
+      <w:hyperlink r:id="rId18">
+        <w:r>
+          <w:rPr>
+            <w:lang w:val="pt_PT" w:bidi="pt_PT"/>
+          </w:rPr>
+          <w:rPr>
+            <w:color w:val="0000EE"/>
+            <w:u w:val="single"/>
+          </w:rPr>
+          <w:t>mp3 file</w:t>
+        </w:r>
+      </w:hyperlink>
+      <w:r>
+        <w:rPr>
+          <w:lang w:val="pt_PT" w:bidi="pt_PT"/>
+        </w:rPr>
+        <w:t xml:space="preserve"> (None KB)</w:t>
+      </w:r>
+      <w:r>
+        <w:rPr>
+          <w:lang w:val="pt_PT" w:bidi="pt_PT"/>
+        </w:rPr>
+      </w:r>
+      <w:r>
+        <w:rPr>
+          <w:lang w:val="pt_PT" w:bidi="pt_PT"/>
+        </w:rPr>
+      </w:r>
+    </w:p>
+    <w:p>
+      <w:pPr/>
+      <w:r>
+        <w:rPr>
+          <w:lang w:val="pt_PT" w:bidi="pt_PT"/>
+        </w:rPr>
+      </w:r>
+    </w:p>
+    <w:p>
+      <w:pPr>
+        <w:pStyle w:val="Heading2"/>
+      </w:pPr>
+      <w:r>
+        <w:rPr>
+          <w:lang w:val="pt_PT" w:bidi="pt_PT"/>
+        </w:rPr>
         <w:t>Filho de Deus</w:t>
       </w:r>
       <w:r>
@@ -1613,12 +3193,18 @@
         </w:rPr>
         <w:t xml:space="preserve"> é um título de Jesus. Jesus é chamado de </w:t>
       </w:r>
-      <w:r>
-        <w:rPr>
-          <w:lang w:val="pt_PT" w:bidi="pt_PT"/>
-        </w:rPr>
-        <w:t>filho</w:t>
-      </w:r>
+      <w:hyperlink r:id="rId49">
+        <w:r>
+          <w:rPr>
+            <w:lang w:val="pt_PT" w:bidi="pt_PT"/>
+          </w:rPr>
+          <w:rPr>
+            <w:color w:val="0000EE"/>
+            <w:u w:val="single"/>
+          </w:rPr>
+          <w:t>filho</w:t>
+        </w:r>
+      </w:hyperlink>
       <w:r>
         <w:rPr>
           <w:lang w:val="pt_PT" w:bidi="pt_PT"/>
@@ -1678,12 +3264,18 @@
         </w:rPr>
         <w:t xml:space="preserve"> pessoas: Deus, o Pai, Deus, o Filho, e Deus, o </w:t>
       </w:r>
-      <w:r>
-        <w:rPr>
-          <w:lang w:val="pt_PT" w:bidi="pt_PT"/>
-        </w:rPr>
-        <w:t>Espírito Santo</w:t>
-      </w:r>
+      <w:hyperlink r:id="rId50">
+        <w:r>
+          <w:rPr>
+            <w:lang w:val="pt_PT" w:bidi="pt_PT"/>
+          </w:rPr>
+          <w:rPr>
+            <w:color w:val="0000EE"/>
+            <w:u w:val="single"/>
+          </w:rPr>
+          <w:t>Espírito Santo</w:t>
+        </w:r>
+      </w:hyperlink>
       <w:r>
         <w:rPr>
           <w:lang w:val="pt_PT" w:bidi="pt_PT"/>
@@ -1704,36 +3296,54 @@
         </w:rPr>
         <w:t xml:space="preserve">Quando as pessoas no Novo Testamento chamam Jesus de Filho de Deus, essa às vezes é outra maneira de dizer que Jesus é o </w:t>
       </w:r>
-      <w:r>
-        <w:rPr>
-          <w:lang w:val="pt_PT" w:bidi="pt_PT"/>
-        </w:rPr>
-        <w:t>Messias</w:t>
-      </w:r>
+      <w:hyperlink r:id="rId47">
+        <w:r>
+          <w:rPr>
+            <w:lang w:val="pt_PT" w:bidi="pt_PT"/>
+          </w:rPr>
+          <w:rPr>
+            <w:color w:val="0000EE"/>
+            <w:u w:val="single"/>
+          </w:rPr>
+          <w:t>Messias</w:t>
+        </w:r>
+      </w:hyperlink>
       <w:r>
         <w:rPr>
           <w:lang w:val="pt_PT" w:bidi="pt_PT"/>
         </w:rPr>
         <w:t xml:space="preserve">, o </w:t>
       </w:r>
-      <w:r>
-        <w:rPr>
-          <w:lang w:val="pt_PT" w:bidi="pt_PT"/>
-        </w:rPr>
-        <w:t>Cristo</w:t>
-      </w:r>
+      <w:hyperlink r:id="rId48">
+        <w:r>
+          <w:rPr>
+            <w:lang w:val="pt_PT" w:bidi="pt_PT"/>
+          </w:rPr>
+          <w:rPr>
+            <w:color w:val="0000EE"/>
+            <w:u w:val="single"/>
+          </w:rPr>
+          <w:t>Cristo</w:t>
+        </w:r>
+      </w:hyperlink>
       <w:r>
         <w:rPr>
           <w:lang w:val="pt_PT" w:bidi="pt_PT"/>
         </w:rPr>
         <w:t xml:space="preserve"> — o rei e </w:t>
       </w:r>
-      <w:r>
-        <w:rPr>
-          <w:lang w:val="pt_PT" w:bidi="pt_PT"/>
-        </w:rPr>
-        <w:t>Salvador</w:t>
-      </w:r>
+      <w:hyperlink r:id="rId46">
+        <w:r>
+          <w:rPr>
+            <w:lang w:val="pt_PT" w:bidi="pt_PT"/>
+          </w:rPr>
+          <w:rPr>
+            <w:color w:val="0000EE"/>
+            <w:u w:val="single"/>
+          </w:rPr>
+          <w:t>Salvador</w:t>
+        </w:r>
+      </w:hyperlink>
       <w:r>
         <w:rPr>
           <w:lang w:val="pt_PT" w:bidi="pt_PT"/>
@@ -1794,6 +3404,82 @@
         <w:rPr>
           <w:lang w:val="pt_PT" w:bidi="pt_PT"/>
         </w:rPr>
+        <w:t>Filho de Deus</w:t>
+      </w:r>
+      <w:r>
+        <w:rPr>
+          <w:lang w:val="pt_PT" w:bidi="pt_PT"/>
+        </w:rPr>
+      </w:r>
+    </w:p>
+    <w:p>
+      <w:pPr>
+        <w:pStyle w:val="Heading4"/>
+      </w:pPr>
+      <w:r>
+        <w:rPr>
+          <w:lang w:val="pt_PT" w:bidi="pt_PT"/>
+        </w:rPr>
+        <w:t>Audio Content</w:t>
+      </w:r>
+      <w:r>
+        <w:rPr>
+          <w:lang w:val="pt_PT" w:bidi="pt_PT"/>
+        </w:rPr>
+      </w:r>
+    </w:p>
+    <w:p>
+      <w:pPr/>
+      <w:r>
+        <w:rPr>
+          <w:lang w:val="pt_PT" w:bidi="pt_PT"/>
+        </w:rPr>
+      </w:r>
+      <w:hyperlink r:id="rId18">
+        <w:r>
+          <w:rPr>
+            <w:lang w:val="pt_PT" w:bidi="pt_PT"/>
+          </w:rPr>
+          <w:rPr>
+            <w:color w:val="0000EE"/>
+            <w:u w:val="single"/>
+          </w:rPr>
+          <w:t>mp3 file</w:t>
+        </w:r>
+      </w:hyperlink>
+      <w:r>
+        <w:rPr>
+          <w:lang w:val="pt_PT" w:bidi="pt_PT"/>
+        </w:rPr>
+        <w:t xml:space="preserve"> (None KB)</w:t>
+      </w:r>
+      <w:r>
+        <w:rPr>
+          <w:lang w:val="pt_PT" w:bidi="pt_PT"/>
+        </w:rPr>
+      </w:r>
+      <w:r>
+        <w:rPr>
+          <w:lang w:val="pt_PT" w:bidi="pt_PT"/>
+        </w:rPr>
+      </w:r>
+    </w:p>
+    <w:p>
+      <w:pPr/>
+      <w:r>
+        <w:rPr>
+          <w:lang w:val="pt_PT" w:bidi="pt_PT"/>
+        </w:rPr>
+      </w:r>
+    </w:p>
+    <w:p>
+      <w:pPr>
+        <w:pStyle w:val="Heading2"/>
+      </w:pPr>
+      <w:r>
+        <w:rPr>
+          <w:lang w:val="pt_PT" w:bidi="pt_PT"/>
+        </w:rPr>
         <w:t>Filho do Homem</w:t>
       </w:r>
       <w:r>
@@ -1828,12 +3514,18 @@
         </w:rPr>
         <w:t xml:space="preserve"> é um título que Jesus dá a si mesmo. Sempre que Jesus diz algo sobre o “Filho do Homem”, ele está dizendo sobre si mesmo. Em </w:t>
       </w:r>
-      <w:r>
-        <w:rPr>
-          <w:lang w:val="pt_PT" w:bidi="pt_PT"/>
-        </w:rPr>
-        <w:t>hebraico</w:t>
-      </w:r>
+      <w:hyperlink r:id="rId51">
+        <w:r>
+          <w:rPr>
+            <w:lang w:val="pt_PT" w:bidi="pt_PT"/>
+          </w:rPr>
+          <w:rPr>
+            <w:color w:val="0000EE"/>
+            <w:u w:val="single"/>
+          </w:rPr>
+          <w:t>hebraico</w:t>
+        </w:r>
+      </w:hyperlink>
       <w:r>
         <w:rPr>
           <w:lang w:val="pt_PT" w:bidi="pt_PT"/>
@@ -1854,48 +3546,72 @@
         </w:rPr>
         <w:t xml:space="preserve">A frase “Filho do Homem” ocorre de uma maneira especial no Antigo Testamento, no livro de Daniel. Daniel era um </w:t>
       </w:r>
-      <w:r>
-        <w:rPr>
-          <w:lang w:val="pt_PT" w:bidi="pt_PT"/>
-        </w:rPr>
-        <w:t>israelita</w:t>
-      </w:r>
+      <w:hyperlink r:id="rId17">
+        <w:r>
+          <w:rPr>
+            <w:lang w:val="pt_PT" w:bidi="pt_PT"/>
+          </w:rPr>
+          <w:rPr>
+            <w:color w:val="0000EE"/>
+            <w:u w:val="single"/>
+          </w:rPr>
+          <w:t>israelita</w:t>
+        </w:r>
+      </w:hyperlink>
       <w:r>
         <w:rPr>
           <w:lang w:val="pt_PT" w:bidi="pt_PT"/>
         </w:rPr>
         <w:t xml:space="preserve"> que viveu cerca de 600 anos antes de Jesus. Uma vez ele teve uma </w:t>
       </w:r>
-      <w:r>
-        <w:rPr>
-          <w:lang w:val="pt_PT" w:bidi="pt_PT"/>
-        </w:rPr>
-        <w:t>visão</w:t>
-      </w:r>
+      <w:hyperlink r:id="rId52">
+        <w:r>
+          <w:rPr>
+            <w:lang w:val="pt_PT" w:bidi="pt_PT"/>
+          </w:rPr>
+          <w:rPr>
+            <w:color w:val="0000EE"/>
+            <w:u w:val="single"/>
+          </w:rPr>
+          <w:t>visão</w:t>
+        </w:r>
+      </w:hyperlink>
       <w:r>
         <w:rPr>
           <w:lang w:val="pt_PT" w:bidi="pt_PT"/>
         </w:rPr>
         <w:t xml:space="preserve"> na qual ele viu alguém que parecia como um “Filho do Homem”. Na visão de Daniel, Deus deu toda </w:t>
       </w:r>
-      <w:r>
-        <w:rPr>
-          <w:lang w:val="pt_PT" w:bidi="pt_PT"/>
-        </w:rPr>
-        <w:t>autoridade</w:t>
-      </w:r>
+      <w:hyperlink r:id="rId53">
+        <w:r>
+          <w:rPr>
+            <w:lang w:val="pt_PT" w:bidi="pt_PT"/>
+          </w:rPr>
+          <w:rPr>
+            <w:color w:val="0000EE"/>
+            <w:u w:val="single"/>
+          </w:rPr>
+          <w:t>autoridade</w:t>
+        </w:r>
+      </w:hyperlink>
       <w:r>
         <w:rPr>
           <w:lang w:val="pt_PT" w:bidi="pt_PT"/>
         </w:rPr>
         <w:t xml:space="preserve"> a essa pessoa, e essa pessoa se tornou um rei, e todas as pessoas no mundo o serviam. Seu </w:t>
       </w:r>
-      <w:r>
-        <w:rPr>
-          <w:lang w:val="pt_PT" w:bidi="pt_PT"/>
-        </w:rPr>
-        <w:t>reino</w:t>
-      </w:r>
+      <w:hyperlink r:id="rId44">
+        <w:r>
+          <w:rPr>
+            <w:lang w:val="pt_PT" w:bidi="pt_PT"/>
+          </w:rPr>
+          <w:rPr>
+            <w:color w:val="0000EE"/>
+            <w:u w:val="single"/>
+          </w:rPr>
+          <w:t>reino</w:t>
+        </w:r>
+      </w:hyperlink>
       <w:r>
         <w:rPr>
           <w:lang w:val="pt_PT" w:bidi="pt_PT"/>
@@ -1916,24 +3632,36 @@
         </w:rPr>
         <w:t xml:space="preserve">Quando Jesus chama a si mesmo de “Filho do Homem”, ele está, portanto, dizendo ao povo: “Eu Sou a pessoa da visão de Daniel. Eu sou o rei, e Deus me deu toda autoridade”. É outra maneira de dizer que Jesus é o </w:t>
       </w:r>
-      <w:r>
-        <w:rPr>
-          <w:lang w:val="pt_PT" w:bidi="pt_PT"/>
-        </w:rPr>
-        <w:t>Messias</w:t>
-      </w:r>
+      <w:hyperlink r:id="rId47">
+        <w:r>
+          <w:rPr>
+            <w:lang w:val="pt_PT" w:bidi="pt_PT"/>
+          </w:rPr>
+          <w:rPr>
+            <w:color w:val="0000EE"/>
+            <w:u w:val="single"/>
+          </w:rPr>
+          <w:t>Messias</w:t>
+        </w:r>
+      </w:hyperlink>
       <w:r>
         <w:rPr>
           <w:lang w:val="pt_PT" w:bidi="pt_PT"/>
         </w:rPr>
         <w:t xml:space="preserve"> — o rei e </w:t>
       </w:r>
-      <w:r>
-        <w:rPr>
-          <w:lang w:val="pt_PT" w:bidi="pt_PT"/>
-        </w:rPr>
-        <w:t>Salvador</w:t>
-      </w:r>
+      <w:hyperlink r:id="rId46">
+        <w:r>
+          <w:rPr>
+            <w:lang w:val="pt_PT" w:bidi="pt_PT"/>
+          </w:rPr>
+          <w:rPr>
+            <w:color w:val="0000EE"/>
+            <w:u w:val="single"/>
+          </w:rPr>
+          <w:t>Salvador</w:t>
+        </w:r>
+      </w:hyperlink>
       <w:r>
         <w:rPr>
           <w:lang w:val="pt_PT" w:bidi="pt_PT"/>
@@ -1995,6 +3723,82 @@
         <w:rPr>
           <w:lang w:val="pt_PT" w:bidi="pt_PT"/>
         </w:rPr>
+        <w:t>Filho do Homem</w:t>
+      </w:r>
+      <w:r>
+        <w:rPr>
+          <w:lang w:val="pt_PT" w:bidi="pt_PT"/>
+        </w:rPr>
+      </w:r>
+    </w:p>
+    <w:p>
+      <w:pPr>
+        <w:pStyle w:val="Heading4"/>
+      </w:pPr>
+      <w:r>
+        <w:rPr>
+          <w:lang w:val="pt_PT" w:bidi="pt_PT"/>
+        </w:rPr>
+        <w:t>Audio Content</w:t>
+      </w:r>
+      <w:r>
+        <w:rPr>
+          <w:lang w:val="pt_PT" w:bidi="pt_PT"/>
+        </w:rPr>
+      </w:r>
+    </w:p>
+    <w:p>
+      <w:pPr/>
+      <w:r>
+        <w:rPr>
+          <w:lang w:val="pt_PT" w:bidi="pt_PT"/>
+        </w:rPr>
+      </w:r>
+      <w:hyperlink r:id="rId18">
+        <w:r>
+          <w:rPr>
+            <w:lang w:val="pt_PT" w:bidi="pt_PT"/>
+          </w:rPr>
+          <w:rPr>
+            <w:color w:val="0000EE"/>
+            <w:u w:val="single"/>
+          </w:rPr>
+          <w:t>mp3 file</w:t>
+        </w:r>
+      </w:hyperlink>
+      <w:r>
+        <w:rPr>
+          <w:lang w:val="pt_PT" w:bidi="pt_PT"/>
+        </w:rPr>
+        <w:t xml:space="preserve"> (None KB)</w:t>
+      </w:r>
+      <w:r>
+        <w:rPr>
+          <w:lang w:val="pt_PT" w:bidi="pt_PT"/>
+        </w:rPr>
+      </w:r>
+      <w:r>
+        <w:rPr>
+          <w:lang w:val="pt_PT" w:bidi="pt_PT"/>
+        </w:rPr>
+      </w:r>
+    </w:p>
+    <w:p>
+      <w:pPr/>
+      <w:r>
+        <w:rPr>
+          <w:lang w:val="pt_PT" w:bidi="pt_PT"/>
+        </w:rPr>
+      </w:r>
+    </w:p>
+    <w:p>
+      <w:pPr>
+        <w:pStyle w:val="Heading2"/>
+      </w:pPr>
+      <w:r>
+        <w:rPr>
+          <w:lang w:val="pt_PT" w:bidi="pt_PT"/>
+        </w:rPr>
         <w:t>força</w:t>
       </w:r>
       <w:r>
@@ -2023,42 +3827,101 @@
         </w:rPr>
         <w:t xml:space="preserve"> se refere à capacidade de alguém de realizar algo, ou sua força física. As palavras “</w:t>
       </w:r>
-      <w:r>
-        <w:rPr>
-          <w:lang w:val="pt_PT" w:bidi="pt_PT"/>
-        </w:rPr>
-        <w:t>coração</w:t>
-      </w:r>
+      <w:hyperlink r:id="rId54">
+        <w:r>
+          <w:rPr>
+            <w:lang w:val="pt_PT" w:bidi="pt_PT"/>
+          </w:rPr>
+          <w:rPr>
+            <w:color w:val="0000EE"/>
+            <w:u w:val="single"/>
+          </w:rPr>
+          <w:t>coração</w:t>
+        </w:r>
+      </w:hyperlink>
       <w:r>
         <w:rPr>
           <w:lang w:val="pt_PT" w:bidi="pt_PT"/>
         </w:rPr>
         <w:t xml:space="preserve">, </w:t>
       </w:r>
-      <w:r>
-        <w:rPr>
-          <w:lang w:val="pt_PT" w:bidi="pt_PT"/>
-        </w:rPr>
-        <w:t>alma</w:t>
-      </w:r>
+      <w:hyperlink r:id="rId55">
+        <w:r>
+          <w:rPr>
+            <w:lang w:val="pt_PT" w:bidi="pt_PT"/>
+          </w:rPr>
+          <w:rPr>
+            <w:color w:val="0000EE"/>
+            <w:u w:val="single"/>
+          </w:rPr>
+          <w:t>alma</w:t>
+        </w:r>
+      </w:hyperlink>
       <w:r>
         <w:rPr>
           <w:lang w:val="pt_PT" w:bidi="pt_PT"/>
         </w:rPr>
         <w:t xml:space="preserve">, </w:t>
       </w:r>
-      <w:r>
-        <w:rPr>
-          <w:lang w:val="pt_PT" w:bidi="pt_PT"/>
-        </w:rPr>
-        <w:t>mente</w:t>
-      </w:r>
+      <w:hyperlink r:id="rId56">
+        <w:r>
+          <w:rPr>
+            <w:lang w:val="pt_PT" w:bidi="pt_PT"/>
+          </w:rPr>
+          <w:rPr>
+            <w:color w:val="0000EE"/>
+            <w:u w:val="single"/>
+          </w:rPr>
+          <w:t>mente</w:t>
+        </w:r>
+      </w:hyperlink>
       <w:r>
         <w:rPr>
           <w:lang w:val="pt_PT" w:bidi="pt_PT"/>
         </w:rPr>
         <w:t xml:space="preserve"> e </w:t>
       </w:r>
+      <w:hyperlink r:id="rId57">
+        <w:r>
+          <w:rPr>
+            <w:lang w:val="pt_PT" w:bidi="pt_PT"/>
+          </w:rPr>
+          <w:rPr>
+            <w:color w:val="0000EE"/>
+            <w:u w:val="single"/>
+          </w:rPr>
+          <w:t>força</w:t>
+        </w:r>
+      </w:hyperlink>
+      <w:r>
+        <w:rPr>
+          <w:lang w:val="pt_PT" w:bidi="pt_PT"/>
+        </w:rPr>
+        <w:t>” todas funcionam juntas para descrever toda a personalidade e habilidades de uma pessoa.</w:t>
+      </w:r>
+      <w:r>
+        <w:rPr>
+          <w:lang w:val="pt_PT" w:bidi="pt_PT"/>
+        </w:rPr>
+      </w:r>
+      <w:r>
+        <w:rPr>
+          <w:lang w:val="pt_PT" w:bidi="pt_PT"/>
+        </w:rPr>
+      </w:r>
+    </w:p>
+    <w:p>
+      <w:pPr/>
+      <w:r>
+        <w:rPr>
+          <w:lang w:val="pt_PT" w:bidi="pt_PT"/>
+        </w:rPr>
+      </w:r>
+    </w:p>
+    <w:p>
+      <w:pPr>
+        <w:pStyle w:val="Heading2"/>
+      </w:pPr>
       <w:r>
         <w:rPr>
           <w:lang w:val="pt_PT" w:bidi="pt_PT"/>
@@ -2069,7 +3932,48 @@
         <w:rPr>
           <w:lang w:val="pt_PT" w:bidi="pt_PT"/>
         </w:rPr>
-        <w:t>” todas funcionam juntas para descrever toda a personalidade e habilidades de uma pessoa.</w:t>
+      </w:r>
+    </w:p>
+    <w:p>
+      <w:pPr>
+        <w:pStyle w:val="Heading4"/>
+      </w:pPr>
+      <w:r>
+        <w:rPr>
+          <w:lang w:val="pt_PT" w:bidi="pt_PT"/>
+        </w:rPr>
+        <w:t>Audio Content</w:t>
+      </w:r>
+      <w:r>
+        <w:rPr>
+          <w:lang w:val="pt_PT" w:bidi="pt_PT"/>
+        </w:rPr>
+      </w:r>
+    </w:p>
+    <w:p>
+      <w:pPr/>
+      <w:r>
+        <w:rPr>
+          <w:lang w:val="pt_PT" w:bidi="pt_PT"/>
+        </w:rPr>
+      </w:r>
+      <w:hyperlink r:id="rId18">
+        <w:r>
+          <w:rPr>
+            <w:lang w:val="pt_PT" w:bidi="pt_PT"/>
+          </w:rPr>
+          <w:rPr>
+            <w:color w:val="0000EE"/>
+            <w:u w:val="single"/>
+          </w:rPr>
+          <w:t>mp3 file</w:t>
+        </w:r>
+      </w:hyperlink>
+      <w:r>
+        <w:rPr>
+          <w:lang w:val="pt_PT" w:bidi="pt_PT"/>
+        </w:rPr>
+        <w:t xml:space="preserve"> (None KB)</w:t>
       </w:r>
       <w:r>
         <w:rPr>

--- a/por/docx/006.content.docx
+++ b/por/docx/006.content.docx
@@ -39,80 +39,37 @@
           <w:b/>
           <w:lang w:val="pt_PT" w:bidi="pt_PT"/>
         </w:rPr>
-        <w:t>Familiarization, Internalization, Articulation (Fia) Terms</w:t>
-      </w:r>
-      <w:r>
-        <w:rPr>
-          <w:lang w:val="pt_PT" w:bidi="pt_PT"/>
-        </w:rPr>
-        <w:t xml:space="preserve"> (Portuguese) is based on: </w:t>
-      </w:r>
-      <w:r>
-        <w:rPr>
-          <w:lang w:val="pt_PT" w:bidi="pt_PT"/>
-        </w:rPr>
-        <w:t>Familiarization, Internalization, Articulation (Fia) Terms</w:t>
-      </w:r>
-      <w:r>
-        <w:rPr>
-          <w:lang w:val="pt_PT" w:bidi="pt_PT"/>
-        </w:rPr>
-        <w:t xml:space="preserve">, </w:t>
-      </w:r>
-      <w:hyperlink r:id="rId13">
-        <w:r>
-          <w:rPr>
-            <w:lang w:val="pt_PT" w:bidi="pt_PT"/>
-          </w:rPr>
-          <w:rPr>
-            <w:color w:val="0000EE"/>
-            <w:u w:val="single"/>
-          </w:rPr>
-          <w:t>SRV Partners</w:t>
-        </w:r>
-      </w:hyperlink>
-      <w:r>
-        <w:rPr>
-          <w:lang w:val="pt_PT" w:bidi="pt_PT"/>
-        </w:rPr>
-        <w:t xml:space="preserve">, 2023, which is licensed under a </w:t>
-      </w:r>
-      <w:hyperlink r:id="rId14">
-        <w:r>
-          <w:rPr>
-            <w:lang w:val="pt_PT" w:bidi="pt_PT"/>
-          </w:rPr>
-          <w:rPr>
-            <w:color w:val="0000EE"/>
-            <w:u w:val="single"/>
-          </w:rPr>
-          <w:t>CC BY-SA 4.0 license</w:t>
-        </w:r>
-      </w:hyperlink>
-      <w:r>
-        <w:rPr>
-          <w:lang w:val="pt_PT" w:bidi="pt_PT"/>
-        </w:rPr>
-        <w:t>.</w:t>
-      </w:r>
-      <w:r>
-        <w:rPr>
-          <w:lang w:val="pt_PT" w:bidi="pt_PT"/>
-        </w:rPr>
-      </w:r>
-    </w:p>
-    <w:p>
-      <w:pPr/>
-      <w:r>
-        <w:rPr>
-          <w:lang w:val="pt_PT" w:bidi="pt_PT"/>
-        </w:rPr>
-      </w:r>
-      <w:r>
-        <w:rPr>
-          <w:lang w:val="pt_PT" w:bidi="pt_PT"/>
-        </w:rPr>
-        <w:t>This PDF version is provided under the same license.</w:t>
+        <w:t>Familiarization, Internalization, Articulation (FIA) Key Terms</w:t>
+      </w:r>
+      <w:r>
+        <w:rPr>
+          <w:lang w:val="pt_PT" w:bidi="pt_PT"/>
+        </w:rPr>
+        <w:t xml:space="preserve"> © 2023 SRV Partners Released under CC BY-SA 4.0 license. </w:t>
+      </w:r>
+      <w:r>
+        <w:rPr>
+          <w:lang w:val="pt_PT" w:bidi="pt_PT"/>
+        </w:rPr>
+        <w:t>Familiarization, Internalization, Articulation (FIA) Key Terms</w:t>
+      </w:r>
+      <w:r>
+        <w:rPr>
+          <w:lang w:val="pt_PT" w:bidi="pt_PT"/>
+        </w:rPr>
+        <w:t xml:space="preserve"> has been adapted in the following languages Tok Pisin, عربي, Français, हिंदी, Bahasa Indonesia, Português, Русский, Español, Kiswahili, 简体中文 from </w:t>
+      </w:r>
+      <w:r>
+        <w:rPr>
+          <w:lang w:val="pt_PT" w:bidi="pt_PT"/>
+        </w:rPr>
+        <w:t>Familiarization, Internalization, Articulation (FIA)</w:t>
+      </w:r>
+      <w:r>
+        <w:rPr>
+          <w:lang w:val="pt_PT" w:bidi="pt_PT"/>
+        </w:rPr>
+        <w:t xml:space="preserve"> © 2023 SRV Partners. Released under CC BY-SA 4.0 license by Mission Mutual</w:t>
       </w:r>
       <w:r>
         <w:rPr>
@@ -280,7 +237,7 @@
         </w:rPr>
         <w:t xml:space="preserve">. O pai era geralmente o chefe da família. A família incluía sua esposa, filhos, filhas solteiras, e qualquer filho casado e suas esposas e filhos. Podia haver outros parentes vivendo com eles também. Se a família tinha </w:t>
       </w:r>
-      <w:hyperlink r:id="rId15">
+      <w:hyperlink r:id="rId13">
         <w:r>
           <w:rPr>
             <w:lang w:val="pt_PT" w:bidi="pt_PT"/>
@@ -298,7 +255,7 @@
         </w:rPr>
         <w:t xml:space="preserve"> ou </w:t>
       </w:r>
-      <w:hyperlink r:id="rId16">
+      <w:hyperlink r:id="rId14">
         <w:r>
           <w:rPr>
             <w:lang w:val="pt_PT" w:bidi="pt_PT"/>
@@ -344,7 +301,7 @@
         </w:rPr>
         <w:t xml:space="preserve">As pessoas também podiam usar a palavra família, ou casa, para significar um grande grupo de pessoas que não viviam na mesma casa, mas que tinham algo em comum. Por exemplo, os </w:t>
       </w:r>
-      <w:hyperlink r:id="rId17">
+      <w:hyperlink r:id="rId15">
         <w:r>
           <w:rPr>
             <w:lang w:val="pt_PT" w:bidi="pt_PT"/>
@@ -420,7 +377,7 @@
           <w:lang w:val="pt_PT" w:bidi="pt_PT"/>
         </w:rPr>
       </w:r>
-      <w:hyperlink r:id="rId18">
+      <w:hyperlink r:id="rId16">
         <w:r>
           <w:rPr>
             <w:lang w:val="pt_PT" w:bidi="pt_PT"/>
@@ -493,7 +450,7 @@
         </w:rPr>
         <w:t xml:space="preserve"> era um título para o </w:t>
       </w:r>
-      <w:hyperlink r:id="rId19">
+      <w:hyperlink r:id="rId17">
         <w:r>
           <w:rPr>
             <w:lang w:val="pt_PT" w:bidi="pt_PT"/>
@@ -583,7 +540,7 @@
           <w:lang w:val="pt_PT" w:bidi="pt_PT"/>
         </w:rPr>
       </w:r>
-      <w:hyperlink r:id="rId18">
+      <w:hyperlink r:id="rId16">
         <w:r>
           <w:rPr>
             <w:lang w:val="pt_PT" w:bidi="pt_PT"/>
@@ -662,7 +619,7 @@
         </w:rPr>
         <w:t xml:space="preserve"> eram um grupo de mestres religiosos da época de Jesus que estavam muito preocupados em obedecer à lei de Deus completamente. Por centenas de anos, as pessoas pertencentes a esse grupo haviam discutido as </w:t>
       </w:r>
-      <w:hyperlink r:id="rId20">
+      <w:hyperlink r:id="rId18">
         <w:r>
           <w:rPr>
             <w:lang w:val="pt_PT" w:bidi="pt_PT"/>
@@ -680,7 +637,7 @@
         </w:rPr>
         <w:t xml:space="preserve"> de Deus que Deus havia dado aos </w:t>
       </w:r>
-      <w:hyperlink r:id="rId17">
+      <w:hyperlink r:id="rId15">
         <w:r>
           <w:rPr>
             <w:lang w:val="pt_PT" w:bidi="pt_PT"/>
@@ -712,7 +669,7 @@
         </w:rPr>
         <w:t xml:space="preserve">Na época de Jesus, os fariseus eram o grupo mais influente de mestres religiosos em </w:t>
       </w:r>
-      <w:hyperlink r:id="rId21">
+      <w:hyperlink r:id="rId19">
         <w:r>
           <w:rPr>
             <w:lang w:val="pt_PT" w:bidi="pt_PT"/>
@@ -730,7 +687,7 @@
         </w:rPr>
         <w:t xml:space="preserve">. Muitos dos mestres religiosos em </w:t>
       </w:r>
-      <w:hyperlink r:id="rId22">
+      <w:hyperlink r:id="rId20">
         <w:r>
           <w:rPr>
             <w:lang w:val="pt_PT" w:bidi="pt_PT"/>
@@ -748,7 +705,7 @@
         </w:rPr>
         <w:t xml:space="preserve"> pertenciam ao grupo dos fariseus. Outro grupo importante de mestres religiosos é chamado de </w:t>
       </w:r>
-      <w:hyperlink r:id="rId23">
+      <w:hyperlink r:id="rId21">
         <w:r>
           <w:rPr>
             <w:lang w:val="pt_PT" w:bidi="pt_PT"/>
@@ -766,7 +723,7 @@
         </w:rPr>
         <w:t xml:space="preserve">. Fariseus e saduceus também eram parte do </w:t>
       </w:r>
-      <w:hyperlink r:id="rId24">
+      <w:hyperlink r:id="rId22">
         <w:r>
           <w:rPr>
             <w:lang w:val="pt_PT" w:bidi="pt_PT"/>
@@ -784,7 +741,7 @@
         </w:rPr>
         <w:t xml:space="preserve">, o tribunal religioso </w:t>
       </w:r>
-      <w:hyperlink r:id="rId25">
+      <w:hyperlink r:id="rId23">
         <w:r>
           <w:rPr>
             <w:lang w:val="pt_PT" w:bidi="pt_PT"/>
@@ -860,7 +817,7 @@
           <w:lang w:val="pt_PT" w:bidi="pt_PT"/>
         </w:rPr>
       </w:r>
-      <w:hyperlink r:id="rId18">
+      <w:hyperlink r:id="rId16">
         <w:r>
           <w:rPr>
             <w:lang w:val="pt_PT" w:bidi="pt_PT"/>
@@ -920,7 +877,7 @@
           <w:lang w:val="pt_PT" w:bidi="pt_PT"/>
         </w:rPr>
       </w:r>
-      <w:hyperlink r:id="rId26">
+      <w:hyperlink r:id="rId24">
         <w:r>
           <w:rPr>
             <w:lang w:val="pt_PT" w:bidi="pt_PT"/>
@@ -973,7 +930,7 @@
           <w:lang w:val="pt_PT" w:bidi="pt_PT"/>
         </w:rPr>
       </w:r>
-      <w:hyperlink r:id="rId27">
+      <w:hyperlink r:id="rId25">
         <w:r>
           <w:rPr>
             <w:lang w:val="pt_PT" w:bidi="pt_PT"/>
@@ -991,7 +948,7 @@
         </w:rPr>
         <w:t xml:space="preserve"> acreditava que Deus falou a verdade quando ele prometeu que Abraão teria muitos </w:t>
       </w:r>
-      <w:hyperlink r:id="rId28">
+      <w:hyperlink r:id="rId26">
         <w:r>
           <w:rPr>
             <w:lang w:val="pt_PT" w:bidi="pt_PT"/>
@@ -1037,7 +994,7 @@
         </w:rPr>
         <w:t xml:space="preserve">Quando você acredita em Jesus, você acredita que Jesus é de fato o </w:t>
       </w:r>
-      <w:hyperlink r:id="rId29">
+      <w:hyperlink r:id="rId27">
         <w:r>
           <w:rPr>
             <w:lang w:val="pt_PT" w:bidi="pt_PT"/>
@@ -1055,7 +1012,7 @@
         </w:rPr>
         <w:t xml:space="preserve">. Você confia que Jesus de fato morreu por seus </w:t>
       </w:r>
-      <w:hyperlink r:id="rId30">
+      <w:hyperlink r:id="rId28">
         <w:r>
           <w:rPr>
             <w:lang w:val="pt_PT" w:bidi="pt_PT"/>
@@ -1073,7 +1030,7 @@
         </w:rPr>
         <w:t xml:space="preserve">, e que Deus o </w:t>
       </w:r>
-      <w:hyperlink r:id="rId31">
+      <w:hyperlink r:id="rId29">
         <w:r>
           <w:rPr>
             <w:lang w:val="pt_PT" w:bidi="pt_PT"/>
@@ -1280,7 +1237,7 @@
           <w:lang w:val="pt_PT" w:bidi="pt_PT"/>
         </w:rPr>
       </w:r>
-      <w:hyperlink r:id="rId18">
+      <w:hyperlink r:id="rId16">
         <w:r>
           <w:rPr>
             <w:lang w:val="pt_PT" w:bidi="pt_PT"/>
@@ -1353,7 +1310,7 @@
         </w:rPr>
         <w:t xml:space="preserve"> é o nome de uma área ao norte de </w:t>
       </w:r>
-      <w:hyperlink r:id="rId21">
+      <w:hyperlink r:id="rId19">
         <w:r>
           <w:rPr>
             <w:lang w:val="pt_PT" w:bidi="pt_PT"/>
@@ -1457,7 +1414,7 @@
           <w:lang w:val="pt_PT" w:bidi="pt_PT"/>
         </w:rPr>
       </w:r>
-      <w:hyperlink r:id="rId18">
+      <w:hyperlink r:id="rId16">
         <w:r>
           <w:rPr>
             <w:lang w:val="pt_PT" w:bidi="pt_PT"/>
@@ -1536,7 +1493,7 @@
         </w:rPr>
         <w:t xml:space="preserve"> é uma festa que o povo judeu celebra uma vez por ano. É mencionado na Bíblia apenas uma vez, no livro de João. Lá ouvimos apenas que Jesus visita </w:t>
       </w:r>
-      <w:hyperlink r:id="rId22">
+      <w:hyperlink r:id="rId20">
         <w:r>
           <w:rPr>
             <w:lang w:val="pt_PT" w:bidi="pt_PT"/>
@@ -1568,7 +1525,7 @@
         </w:rPr>
         <w:t xml:space="preserve">Como a maioria das festas judaicas, essa festa ajudava as pessoas a lembrar de algo que havia acontecido em seu passado. Cerca de 200 anos antes do nascimento de Jesus, um rei grego se tornou o governante de Israel. Esse rei disse aos judeus que eles tinham que parar de </w:t>
       </w:r>
-      <w:hyperlink r:id="rId32">
+      <w:hyperlink r:id="rId30">
         <w:r>
           <w:rPr>
             <w:lang w:val="pt_PT" w:bidi="pt_PT"/>
@@ -1586,7 +1543,7 @@
         </w:rPr>
         <w:t xml:space="preserve"> seu próprio </w:t>
       </w:r>
-      <w:hyperlink r:id="rId33">
+      <w:hyperlink r:id="rId31">
         <w:r>
           <w:rPr>
             <w:lang w:val="pt_PT" w:bidi="pt_PT"/>
@@ -1604,7 +1561,7 @@
         </w:rPr>
         <w:t xml:space="preserve">, e eles tinham que adorar os </w:t>
       </w:r>
-      <w:hyperlink r:id="rId34">
+      <w:hyperlink r:id="rId32">
         <w:r>
           <w:rPr>
             <w:lang w:val="pt_PT" w:bidi="pt_PT"/>
@@ -1622,7 +1579,7 @@
         </w:rPr>
         <w:t xml:space="preserve"> gregos. Muitos judeus se rebelaram contra isso, e havia muitas brigas. Os soldados do rei grego mataram muitos judeus, e então ele fez outra coisa que era terrível — ele colocou um ídolo de um dos deuses gregos dentro do </w:t>
       </w:r>
-      <w:hyperlink r:id="rId35">
+      <w:hyperlink r:id="rId33">
         <w:r>
           <w:rPr>
             <w:lang w:val="pt_PT" w:bidi="pt_PT"/>
@@ -1698,7 +1655,7 @@
           <w:lang w:val="pt_PT" w:bidi="pt_PT"/>
         </w:rPr>
       </w:r>
-      <w:hyperlink r:id="rId18">
+      <w:hyperlink r:id="rId16">
         <w:r>
           <w:rPr>
             <w:lang w:val="pt_PT" w:bidi="pt_PT"/>
@@ -1764,7 +1721,7 @@
         </w:rPr>
         <w:t xml:space="preserve">A </w:t>
       </w:r>
-      <w:hyperlink r:id="rId36">
+      <w:hyperlink r:id="rId34">
         <w:r>
           <w:rPr>
             <w:lang w:val="pt_PT" w:bidi="pt_PT"/>
@@ -1782,7 +1739,7 @@
         </w:rPr>
         <w:t xml:space="preserve"> é uma importante festa </w:t>
       </w:r>
-      <w:hyperlink r:id="rId25">
+      <w:hyperlink r:id="rId23">
         <w:r>
           <w:rPr>
             <w:lang w:val="pt_PT" w:bidi="pt_PT"/>
@@ -1814,7 +1771,7 @@
         </w:rPr>
         <w:t xml:space="preserve">Essa festa lembrava o povo sobre um momento muito importante na história de </w:t>
       </w:r>
-      <w:hyperlink r:id="rId21">
+      <w:hyperlink r:id="rId19">
         <w:r>
           <w:rPr>
             <w:lang w:val="pt_PT" w:bidi="pt_PT"/>
@@ -1846,7 +1803,7 @@
         </w:rPr>
         <w:t xml:space="preserve">Há muito tempo, os </w:t>
       </w:r>
-      <w:hyperlink r:id="rId28">
+      <w:hyperlink r:id="rId26">
         <w:r>
           <w:rPr>
             <w:lang w:val="pt_PT" w:bidi="pt_PT"/>
@@ -1864,7 +1821,7 @@
         </w:rPr>
         <w:t xml:space="preserve"> de </w:t>
       </w:r>
-      <w:hyperlink r:id="rId27">
+      <w:hyperlink r:id="rId25">
         <w:r>
           <w:rPr>
             <w:lang w:val="pt_PT" w:bidi="pt_PT"/>
@@ -1882,7 +1839,7 @@
         </w:rPr>
         <w:t xml:space="preserve">, os </w:t>
       </w:r>
-      <w:hyperlink r:id="rId17">
+      <w:hyperlink r:id="rId15">
         <w:r>
           <w:rPr>
             <w:lang w:val="pt_PT" w:bidi="pt_PT"/>
@@ -1900,7 +1857,7 @@
         </w:rPr>
         <w:t xml:space="preserve">, haviam se tornado </w:t>
       </w:r>
-      <w:hyperlink r:id="rId16">
+      <w:hyperlink r:id="rId14">
         <w:r>
           <w:rPr>
             <w:lang w:val="pt_PT" w:bidi="pt_PT"/>
@@ -1918,7 +1875,7 @@
         </w:rPr>
         <w:t xml:space="preserve"> no Egito. Os israelitas haviam vivido no Egito por quatrocentos anos! Deus então chamou um dos israelitas, Moisés, para levar os israelitas para fora do Egito e de volta para </w:t>
       </w:r>
-      <w:hyperlink r:id="rId37">
+      <w:hyperlink r:id="rId35">
         <w:r>
           <w:rPr>
             <w:lang w:val="pt_PT" w:bidi="pt_PT"/>
@@ -1936,7 +1893,7 @@
         </w:rPr>
         <w:t xml:space="preserve">, a terra que Deus havia prometido dar aos descendentes de Abraão. O </w:t>
       </w:r>
-      <w:hyperlink r:id="rId19">
+      <w:hyperlink r:id="rId17">
         <w:r>
           <w:rPr>
             <w:lang w:val="pt_PT" w:bidi="pt_PT"/>
@@ -1954,7 +1911,7 @@
         </w:rPr>
         <w:t xml:space="preserve"> do Egito simplesmente não permitiu que esse grande grupo de escravos fosse para fora de seu país. O rei tornou as coisas muito difíceis para os israelitas, mas Deus enviou nove pragas aos egípcios para forçar o rei a deixar o povo ir. Durante cada praga, o rei prometia que os israelitas poderiam ir, mas assim que Deus parava a praga, o rei mudava sua decisão novamente. E assim, Deus causou a décima e mais terrível praga de todas: Deus enviou um </w:t>
       </w:r>
-      <w:hyperlink r:id="rId38">
+      <w:hyperlink r:id="rId36">
         <w:r>
           <w:rPr>
             <w:lang w:val="pt_PT" w:bidi="pt_PT"/>
@@ -1972,7 +1929,7 @@
         </w:rPr>
         <w:t xml:space="preserve"> para matar o filho mais velho em cada casa dos egípcios. Mas Deus havia dito aos israelitas para matar um cordeiro, que é um animal, uma ovelha jovem, e para manchar com o </w:t>
       </w:r>
-      <w:hyperlink r:id="rId39">
+      <w:hyperlink r:id="rId37">
         <w:r>
           <w:rPr>
             <w:lang w:val="pt_PT" w:bidi="pt_PT"/>
@@ -2088,7 +2045,7 @@
         </w:rPr>
         <w:t xml:space="preserve">No Novo Testamento, o fermento é às vezes usado como um símbolo para o </w:t>
       </w:r>
-      <w:hyperlink r:id="rId30">
+      <w:hyperlink r:id="rId28">
         <w:r>
           <w:rPr>
             <w:lang w:val="pt_PT" w:bidi="pt_PT"/>
@@ -2164,7 +2121,7 @@
           <w:lang w:val="pt_PT" w:bidi="pt_PT"/>
         </w:rPr>
       </w:r>
-      <w:hyperlink r:id="rId18">
+      <w:hyperlink r:id="rId16">
         <w:r>
           <w:rPr>
             <w:lang w:val="pt_PT" w:bidi="pt_PT"/>
@@ -2257,7 +2214,7 @@
         </w:rPr>
         <w:t xml:space="preserve">Quando Deus libertou os </w:t>
       </w:r>
-      <w:hyperlink r:id="rId17">
+      <w:hyperlink r:id="rId15">
         <w:r>
           <w:rPr>
             <w:lang w:val="pt_PT" w:bidi="pt_PT"/>
@@ -2275,7 +2232,7 @@
         </w:rPr>
         <w:t xml:space="preserve"> de sua escravidão no Egito, os israelitas vagaram pelo </w:t>
       </w:r>
-      <w:hyperlink r:id="rId40">
+      <w:hyperlink r:id="rId38">
         <w:r>
           <w:rPr>
             <w:lang w:val="pt_PT" w:bidi="pt_PT"/>
@@ -2293,7 +2250,7 @@
         </w:rPr>
         <w:t xml:space="preserve"> por muitos anos antes de irem para a terra prometida de </w:t>
       </w:r>
-      <w:hyperlink r:id="rId37">
+      <w:hyperlink r:id="rId35">
         <w:r>
           <w:rPr>
             <w:lang w:val="pt_PT" w:bidi="pt_PT"/>
@@ -2325,7 +2282,7 @@
         </w:rPr>
         <w:t xml:space="preserve">Essa festa acontecia no final da temporada da colheita, então as pessoas também agradeciam a Deus pela colheita durante essa festa. Os israelitas ofereciam a Deus </w:t>
       </w:r>
-      <w:hyperlink r:id="rId41">
+      <w:hyperlink r:id="rId39">
         <w:r>
           <w:rPr>
             <w:lang w:val="pt_PT" w:bidi="pt_PT"/>
@@ -2343,7 +2300,7 @@
         </w:rPr>
         <w:t xml:space="preserve"> e outras </w:t>
       </w:r>
-      <w:hyperlink r:id="rId42">
+      <w:hyperlink r:id="rId40">
         <w:r>
           <w:rPr>
             <w:lang w:val="pt_PT" w:bidi="pt_PT"/>
@@ -2375,7 +2332,7 @@
         </w:rPr>
         <w:t xml:space="preserve">Todas as pessoas, ou pelo menos os homens, tinham que ir a </w:t>
       </w:r>
-      <w:hyperlink r:id="rId22">
+      <w:hyperlink r:id="rId20">
         <w:r>
           <w:rPr>
             <w:lang w:val="pt_PT" w:bidi="pt_PT"/>
@@ -2451,7 +2408,7 @@
           <w:lang w:val="pt_PT" w:bidi="pt_PT"/>
         </w:rPr>
       </w:r>
-      <w:hyperlink r:id="rId18">
+      <w:hyperlink r:id="rId16">
         <w:r>
           <w:rPr>
             <w:lang w:val="pt_PT" w:bidi="pt_PT"/>
@@ -2530,7 +2487,7 @@
         </w:rPr>
         <w:t xml:space="preserve"> é um tipo de árvore frutífera que cresce em </w:t>
       </w:r>
-      <w:hyperlink r:id="rId21">
+      <w:hyperlink r:id="rId19">
         <w:r>
           <w:rPr>
             <w:lang w:val="pt_PT" w:bidi="pt_PT"/>
@@ -2620,7 +2577,7 @@
           <w:lang w:val="pt_PT" w:bidi="pt_PT"/>
         </w:rPr>
       </w:r>
-      <w:hyperlink r:id="rId18">
+      <w:hyperlink r:id="rId16">
         <w:r>
           <w:rPr>
             <w:lang w:val="pt_PT" w:bidi="pt_PT"/>
@@ -2757,7 +2714,7 @@
           <w:lang w:val="pt_PT" w:bidi="pt_PT"/>
         </w:rPr>
       </w:r>
-      <w:hyperlink r:id="rId18">
+      <w:hyperlink r:id="rId16">
         <w:r>
           <w:rPr>
             <w:lang w:val="pt_PT" w:bidi="pt_PT"/>
@@ -2830,7 +2787,7 @@
         </w:rPr>
         <w:t xml:space="preserve"> significa um </w:t>
       </w:r>
-      <w:hyperlink r:id="rId28">
+      <w:hyperlink r:id="rId26">
         <w:r>
           <w:rPr>
             <w:lang w:val="pt_PT" w:bidi="pt_PT"/>
@@ -2848,7 +2805,7 @@
         </w:rPr>
         <w:t xml:space="preserve"> de </w:t>
       </w:r>
-      <w:hyperlink r:id="rId43">
+      <w:hyperlink r:id="rId41">
         <w:r>
           <w:rPr>
             <w:lang w:val="pt_PT" w:bidi="pt_PT"/>
@@ -2880,7 +2837,7 @@
         </w:rPr>
         <w:t xml:space="preserve">Davi era o rei mais amado dos </w:t>
       </w:r>
-      <w:hyperlink r:id="rId17">
+      <w:hyperlink r:id="rId15">
         <w:r>
           <w:rPr>
             <w:lang w:val="pt_PT" w:bidi="pt_PT"/>
@@ -2898,7 +2855,7 @@
         </w:rPr>
         <w:t xml:space="preserve">, e ele viveu cerca de mil anos antes de Jesus nascer. Deus prometeu a Davi que um de seus descendentes sempre governaria sobre </w:t>
       </w:r>
-      <w:hyperlink r:id="rId21">
+      <w:hyperlink r:id="rId19">
         <w:r>
           <w:rPr>
             <w:lang w:val="pt_PT" w:bidi="pt_PT"/>
@@ -2916,7 +2873,7 @@
         </w:rPr>
         <w:t xml:space="preserve">. Mas porque os israelitas eram muito desobedientes a Deus, Deus permitiu que seus inimigos os conquistassem. O </w:t>
       </w:r>
-      <w:hyperlink r:id="rId44">
+      <w:hyperlink r:id="rId42">
         <w:r>
           <w:rPr>
             <w:lang w:val="pt_PT" w:bidi="pt_PT"/>
@@ -2934,7 +2891,7 @@
         </w:rPr>
         <w:t xml:space="preserve"> de Israel parou de existir. Mas mesmo nesse tempo difícil, Deus deu ao povo mensagens de esperança. Por meio de seus porta-vozes, os </w:t>
       </w:r>
-      <w:hyperlink r:id="rId45">
+      <w:hyperlink r:id="rId43">
         <w:r>
           <w:rPr>
             <w:lang w:val="pt_PT" w:bidi="pt_PT"/>
@@ -2952,7 +2909,7 @@
         </w:rPr>
         <w:t xml:space="preserve">, Deus disse ao povo que um tempo viria novamente quando um descendente de Davi governaria sobre Israel. Esse </w:t>
       </w:r>
-      <w:hyperlink r:id="rId19">
+      <w:hyperlink r:id="rId17">
         <w:r>
           <w:rPr>
             <w:lang w:val="pt_PT" w:bidi="pt_PT"/>
@@ -2984,7 +2941,7 @@
         </w:rPr>
         <w:t xml:space="preserve">E então os israelitas estavam esperando que um dia Deus enviasse ao povo esse rei e </w:t>
       </w:r>
-      <w:hyperlink r:id="rId46">
+      <w:hyperlink r:id="rId44">
         <w:r>
           <w:rPr>
             <w:lang w:val="pt_PT" w:bidi="pt_PT"/>
@@ -3002,7 +2959,7 @@
         </w:rPr>
         <w:t xml:space="preserve">. Eles chamavam esse rei prometido de </w:t>
       </w:r>
-      <w:hyperlink r:id="rId47">
+      <w:hyperlink r:id="rId45">
         <w:r>
           <w:rPr>
             <w:lang w:val="pt_PT" w:bidi="pt_PT"/>
@@ -3020,7 +2977,7 @@
         </w:rPr>
         <w:t xml:space="preserve">, ou o </w:t>
       </w:r>
-      <w:hyperlink r:id="rId48">
+      <w:hyperlink r:id="rId46">
         <w:r>
           <w:rPr>
             <w:lang w:val="pt_PT" w:bidi="pt_PT"/>
@@ -3038,7 +2995,7 @@
         </w:rPr>
         <w:t xml:space="preserve">. Um Messias é alguém nomeado para uma tarefa especial. O Messias seria um descendente de Davi. Quando as pessoas no Novo Testamento chamam Jesus de “filho de Davi”, elas querem dizer que elas </w:t>
       </w:r>
-      <w:hyperlink r:id="rId26">
+      <w:hyperlink r:id="rId24">
         <w:r>
           <w:rPr>
             <w:lang w:val="pt_PT" w:bidi="pt_PT"/>
@@ -3114,7 +3071,7 @@
           <w:lang w:val="pt_PT" w:bidi="pt_PT"/>
         </w:rPr>
       </w:r>
-      <w:hyperlink r:id="rId18">
+      <w:hyperlink r:id="rId16">
         <w:r>
           <w:rPr>
             <w:lang w:val="pt_PT" w:bidi="pt_PT"/>
@@ -3193,7 +3150,7 @@
         </w:rPr>
         <w:t xml:space="preserve"> é um título de Jesus. Jesus é chamado de </w:t>
       </w:r>
-      <w:hyperlink r:id="rId49">
+      <w:hyperlink r:id="rId47">
         <w:r>
           <w:rPr>
             <w:lang w:val="pt_PT" w:bidi="pt_PT"/>
@@ -3264,7 +3221,7 @@
         </w:rPr>
         <w:t xml:space="preserve"> pessoas: Deus, o Pai, Deus, o Filho, e Deus, o </w:t>
       </w:r>
-      <w:hyperlink r:id="rId50">
+      <w:hyperlink r:id="rId48">
         <w:r>
           <w:rPr>
             <w:lang w:val="pt_PT" w:bidi="pt_PT"/>
@@ -3296,7 +3253,7 @@
         </w:rPr>
         <w:t xml:space="preserve">Quando as pessoas no Novo Testamento chamam Jesus de Filho de Deus, essa às vezes é outra maneira de dizer que Jesus é o </w:t>
       </w:r>
-      <w:hyperlink r:id="rId47">
+      <w:hyperlink r:id="rId45">
         <w:r>
           <w:rPr>
             <w:lang w:val="pt_PT" w:bidi="pt_PT"/>
@@ -3314,7 +3271,7 @@
         </w:rPr>
         <w:t xml:space="preserve">, o </w:t>
       </w:r>
-      <w:hyperlink r:id="rId48">
+      <w:hyperlink r:id="rId46">
         <w:r>
           <w:rPr>
             <w:lang w:val="pt_PT" w:bidi="pt_PT"/>
@@ -3332,7 +3289,7 @@
         </w:rPr>
         <w:t xml:space="preserve"> — o rei e </w:t>
       </w:r>
-      <w:hyperlink r:id="rId46">
+      <w:hyperlink r:id="rId44">
         <w:r>
           <w:rPr>
             <w:lang w:val="pt_PT" w:bidi="pt_PT"/>
@@ -3435,7 +3392,7 @@
           <w:lang w:val="pt_PT" w:bidi="pt_PT"/>
         </w:rPr>
       </w:r>
-      <w:hyperlink r:id="rId18">
+      <w:hyperlink r:id="rId16">
         <w:r>
           <w:rPr>
             <w:lang w:val="pt_PT" w:bidi="pt_PT"/>
@@ -3514,7 +3471,7 @@
         </w:rPr>
         <w:t xml:space="preserve"> é um título que Jesus dá a si mesmo. Sempre que Jesus diz algo sobre o “Filho do Homem”, ele está dizendo sobre si mesmo. Em </w:t>
       </w:r>
-      <w:hyperlink r:id="rId51">
+      <w:hyperlink r:id="rId49">
         <w:r>
           <w:rPr>
             <w:lang w:val="pt_PT" w:bidi="pt_PT"/>
@@ -3546,7 +3503,7 @@
         </w:rPr>
         <w:t xml:space="preserve">A frase “Filho do Homem” ocorre de uma maneira especial no Antigo Testamento, no livro de Daniel. Daniel era um </w:t>
       </w:r>
-      <w:hyperlink r:id="rId17">
+      <w:hyperlink r:id="rId15">
         <w:r>
           <w:rPr>
             <w:lang w:val="pt_PT" w:bidi="pt_PT"/>
@@ -3564,7 +3521,7 @@
         </w:rPr>
         <w:t xml:space="preserve"> que viveu cerca de 600 anos antes de Jesus. Uma vez ele teve uma </w:t>
       </w:r>
-      <w:hyperlink r:id="rId52">
+      <w:hyperlink r:id="rId50">
         <w:r>
           <w:rPr>
             <w:lang w:val="pt_PT" w:bidi="pt_PT"/>
@@ -3582,7 +3539,7 @@
         </w:rPr>
         <w:t xml:space="preserve"> na qual ele viu alguém que parecia como um “Filho do Homem”. Na visão de Daniel, Deus deu toda </w:t>
       </w:r>
-      <w:hyperlink r:id="rId53">
+      <w:hyperlink r:id="rId51">
         <w:r>
           <w:rPr>
             <w:lang w:val="pt_PT" w:bidi="pt_PT"/>
@@ -3600,7 +3557,7 @@
         </w:rPr>
         <w:t xml:space="preserve"> a essa pessoa, e essa pessoa se tornou um rei, e todas as pessoas no mundo o serviam. Seu </w:t>
       </w:r>
-      <w:hyperlink r:id="rId44">
+      <w:hyperlink r:id="rId42">
         <w:r>
           <w:rPr>
             <w:lang w:val="pt_PT" w:bidi="pt_PT"/>
@@ -3632,7 +3589,7 @@
         </w:rPr>
         <w:t xml:space="preserve">Quando Jesus chama a si mesmo de “Filho do Homem”, ele está, portanto, dizendo ao povo: “Eu Sou a pessoa da visão de Daniel. Eu sou o rei, e Deus me deu toda autoridade”. É outra maneira de dizer que Jesus é o </w:t>
       </w:r>
-      <w:hyperlink r:id="rId47">
+      <w:hyperlink r:id="rId45">
         <w:r>
           <w:rPr>
             <w:lang w:val="pt_PT" w:bidi="pt_PT"/>
@@ -3650,7 +3607,7 @@
         </w:rPr>
         <w:t xml:space="preserve"> — o rei e </w:t>
       </w:r>
-      <w:hyperlink r:id="rId46">
+      <w:hyperlink r:id="rId44">
         <w:r>
           <w:rPr>
             <w:lang w:val="pt_PT" w:bidi="pt_PT"/>
@@ -3754,7 +3711,7 @@
           <w:lang w:val="pt_PT" w:bidi="pt_PT"/>
         </w:rPr>
       </w:r>
-      <w:hyperlink r:id="rId18">
+      <w:hyperlink r:id="rId16">
         <w:r>
           <w:rPr>
             <w:lang w:val="pt_PT" w:bidi="pt_PT"/>
@@ -3827,7 +3784,7 @@
         </w:rPr>
         <w:t xml:space="preserve"> se refere à capacidade de alguém de realizar algo, ou sua força física. As palavras “</w:t>
       </w:r>
-      <w:hyperlink r:id="rId54">
+      <w:hyperlink r:id="rId52">
         <w:r>
           <w:rPr>
             <w:lang w:val="pt_PT" w:bidi="pt_PT"/>
@@ -3845,7 +3802,7 @@
         </w:rPr>
         <w:t xml:space="preserve">, </w:t>
       </w:r>
-      <w:hyperlink r:id="rId55">
+      <w:hyperlink r:id="rId53">
         <w:r>
           <w:rPr>
             <w:lang w:val="pt_PT" w:bidi="pt_PT"/>
@@ -3863,7 +3820,7 @@
         </w:rPr>
         <w:t xml:space="preserve">, </w:t>
       </w:r>
-      <w:hyperlink r:id="rId56">
+      <w:hyperlink r:id="rId54">
         <w:r>
           <w:rPr>
             <w:lang w:val="pt_PT" w:bidi="pt_PT"/>
@@ -3881,7 +3838,7 @@
         </w:rPr>
         <w:t xml:space="preserve"> e </w:t>
       </w:r>
-      <w:hyperlink r:id="rId57">
+      <w:hyperlink r:id="rId55">
         <w:r>
           <w:rPr>
             <w:lang w:val="pt_PT" w:bidi="pt_PT"/>
@@ -3957,7 +3914,7 @@
           <w:lang w:val="pt_PT" w:bidi="pt_PT"/>
         </w:rPr>
       </w:r>
-      <w:hyperlink r:id="rId18">
+      <w:hyperlink r:id="rId16">
         <w:r>
           <w:rPr>
             <w:lang w:val="pt_PT" w:bidi="pt_PT"/>

--- a/por/docx/006.content.docx
+++ b/por/docx/006.content.docx
@@ -45,7 +45,7 @@
         <w:rPr>
           <w:lang w:val="pt_PT" w:bidi="pt_PT"/>
         </w:rPr>
-        <w:t xml:space="preserve"> © 2023 SRV Partners Released under CC BY-SA 4.0 license. </w:t>
+        <w:t xml:space="preserve"> © 2025 Word Collective Released under CC BY-SA 4.0 license. </w:t>
       </w:r>
       <w:r>
         <w:rPr>
@@ -69,7 +69,7 @@
         <w:rPr>
           <w:lang w:val="pt_PT" w:bidi="pt_PT"/>
         </w:rPr>
-        <w:t xml:space="preserve"> © 2023 SRV Partners. Released under CC BY-SA 4.0 license by Mission Mutual</w:t>
+        <w:t xml:space="preserve"> © 2025 Word Collective. Released under CC BY-SA 4.0 license by Mission Mutual</w:t>
       </w:r>
       <w:r>
         <w:rPr>
